--- a/Shivam/ShivamThesis.docx
+++ b/Shivam/ShivamThesis.docx
@@ -30,7 +30,13 @@
         <w:spacing w:line="480" w:lineRule="auto"/>
       </w:pPr>
       <w:r>
-        <w:t>In the contemporary landscape of education, the paradigm is shifting from passive information consumption to active, participatory learning. As digital literacy becomes a prerequisite for academic and professional success, educators and institutions require dynamic tools to assess knowledge, encourage healthy competition, and make learning engaging. Traditional examination methods—often characterized by manual grading, delayed feedback, and high-stress environments—can fail to motivate students or provide the instant gratification required to maintain interest in a subject.</w:t>
+        <w:t>In the contemporary landscape of education, the paradigm is shifting from passive information consumption to active, participatory learning. As digital literacy becomes a prerequisite for academic and professional success, educators and institutions require dynamic tools to assess knowledge, encourage healthy competition, and ma</w:t>
+      </w:r>
+      <w:r>
+        <w:t xml:space="preserve"> </w:t>
+      </w:r>
+      <w:r>
+        <w:t>ke learning engaging. Traditional examination methods—often characterized by manual grading, delayed feedback, and high-stress environments—can fail to motivate students or provide the instant gratification required to maintain interest in a subject.</w:t>
       </w:r>
     </w:p>
     <w:p>
@@ -74,11 +80,11 @@
         <w:spacing w:line="480" w:lineRule="auto"/>
       </w:pPr>
       <w:r>
-        <w:t xml:space="preserve">The core philosophy of this project is to create a "one-stop" assessment solution that makes learning competitive and accessible. By leveraging modern web technologies (PHP, MySQL, and JavaScript), the platform provides a seamless quiz-taking experience. It replaces the monotony of standard tests with a vibrant interface featuring timed challenges, instant score calculation, and a transparent global </w:t>
+        <w:t xml:space="preserve">The core philosophy of this project is to create a "one-stop" assessment solution that makes learning competitive and accessible. By leveraging modern web technologies (PHP, MySQL, </w:t>
       </w:r>
       <w:r>
         <w:lastRenderedPageBreak/>
-        <w:t>leaderboard. This competitive approach utilizes the psychological principles of gamification to motivate users to improve their scores and revisit categories where they previously underperformed.</w:t>
+        <w:t>and JavaScript), the platform provides a seamless quiz-taking experience. It replaces the monotony of standard tests with a vibrant interface featuring timed challenges, instant score calculation, and a transparent global leaderboard. This competitive approach utilizes the psychological principles of gamification to motivate users to improve their scores and revisit categories where they previously underperformed.</w:t>
       </w:r>
     </w:p>
     <w:p>
@@ -465,16 +471,6 @@
       <w:r>
         <w:t xml:space="preserve"> Persistent storage of user scores in the MySQL database to track progress over time.</w:t>
       </w:r>
-    </w:p>
-    <w:p>
-      <w:pPr>
-        <w:rPr>
-          <w:rFonts w:ascii="Times New Roman" w:eastAsia="Times New Roman" w:hAnsi="Times New Roman" w:cs="Times New Roman"/>
-          <w:sz w:val="24"/>
-          <w:szCs w:val="24"/>
-          <w:lang w:val="en-IN" w:eastAsia="en-IN"/>
-        </w:rPr>
-      </w:pPr>
       <w:r>
         <w:br w:type="page"/>
       </w:r>
@@ -1353,6 +1349,7 @@
           <w:szCs w:val="24"/>
           <w:lang w:val="en-IN" w:eastAsia="en-IN"/>
         </w:rPr>
+        <w:lastRenderedPageBreak/>
         <w:t>Seamless Data Submission:</w:t>
       </w:r>
       <w:r>
@@ -1425,7 +1422,6 @@
           <w:szCs w:val="24"/>
           <w:lang w:val="en-IN" w:eastAsia="en-IN"/>
         </w:rPr>
-        <w:lastRenderedPageBreak/>
         <w:t>3. Event Handling</w:t>
       </w:r>
       <w:r>
@@ -1764,6 +1760,7 @@
           <w:szCs w:val="24"/>
           <w:lang w:val="en-IN" w:eastAsia="en-IN"/>
         </w:rPr>
+        <w:lastRenderedPageBreak/>
         <w:t>The WordPress Hook System (Actions &amp; Filters):</w:t>
       </w:r>
       <w:r>
@@ -1773,17 +1770,7 @@
           <w:szCs w:val="24"/>
           <w:lang w:val="en-IN" w:eastAsia="en-IN"/>
         </w:rPr>
-        <w:t xml:space="preserve"> This is the core of WordPress extensibility. The project uses "Hooks" to intercept data at specific points. For example, when a </w:t>
-      </w:r>
-      <w:r>
-        <w:rPr>
-          <w:rFonts w:ascii="Times New Roman" w:eastAsia="Times New Roman" w:hAnsi="Times New Roman" w:cs="Times New Roman"/>
-          <w:sz w:val="24"/>
-          <w:szCs w:val="24"/>
-          <w:lang w:val="en-IN" w:eastAsia="en-IN"/>
-        </w:rPr>
-        <w:lastRenderedPageBreak/>
-        <w:t>user finishes a quiz, a custom PHP function hooks into the submission process to immediately save the score to the Leaderboard table.</w:t>
+        <w:t xml:space="preserve"> This is the core of WordPress extensibility. The project uses "Hooks" to intercept data at specific points. For example, when a user finishes a quiz, a custom PHP function hooks into the submission process to immediately save the score to the Leaderboard table.</w:t>
       </w:r>
     </w:p>
     <w:p>
@@ -2479,6 +2466,7 @@
           <w:szCs w:val="24"/>
           <w:lang w:val="en-IN" w:eastAsia="en-IN"/>
         </w:rPr>
+        <w:lastRenderedPageBreak/>
         <w:t>CRUD Operations:</w:t>
       </w:r>
       <w:r>
@@ -2573,7 +2561,6 @@
           <w:szCs w:val="24"/>
           <w:lang w:val="en-IN" w:eastAsia="en-IN"/>
         </w:rPr>
-        <w:lastRenderedPageBreak/>
         <w:t>Read (SELECT):</w:t>
       </w:r>
       <w:r>
@@ -3065,6 +3052,19 @@
     </w:p>
     <w:p>
       <w:pPr>
+        <w:rPr>
+          <w:rFonts w:ascii="Times New Roman" w:eastAsia="Times New Roman" w:hAnsi="Times New Roman" w:cs="Times New Roman"/>
+          <w:sz w:val="24"/>
+          <w:szCs w:val="24"/>
+          <w:lang w:val="en-IN" w:eastAsia="en-IN"/>
+        </w:rPr>
+      </w:pPr>
+      <w:r>
+        <w:br w:type="page"/>
+      </w:r>
+    </w:p>
+    <w:p>
+      <w:pPr>
         <w:pStyle w:val="NormalWeb"/>
         <w:spacing w:line="480" w:lineRule="auto"/>
       </w:pPr>
@@ -3073,6 +3073,7 @@
           <w:b/>
           <w:bCs/>
         </w:rPr>
+        <w:lastRenderedPageBreak/>
         <w:t>3. Absence of Competitive Motivation (Leaderboards)</w:t>
       </w:r>
     </w:p>
@@ -3090,7 +3091,6 @@
           <w:b/>
           <w:bCs/>
         </w:rPr>
-        <w:lastRenderedPageBreak/>
         <w:t>Issue:</w:t>
       </w:r>
       <w:r>
@@ -3270,13 +3270,12 @@
           <w:b/>
           <w:bCs/>
         </w:rPr>
+        <w:lastRenderedPageBreak/>
         <w:t>Impact:</w:t>
       </w:r>
       <w:r>
         <w:t xml:space="preserve"> The system requires robust authentication (User Registration/Login) to ensure that progress is saved, and result integrity is maintained.</w:t>
       </w:r>
-    </w:p>
-    <w:p>
       <w:r>
         <w:br w:type="page"/>
       </w:r>
@@ -3481,6 +3480,7 @@
           <w:b/>
           <w:bCs/>
         </w:rPr>
+        <w:lastRenderedPageBreak/>
         <w:t>Quiz Interface:</w:t>
       </w:r>
       <w:r>
@@ -3537,7 +3537,6 @@
           <w:b/>
           <w:bCs/>
         </w:rPr>
-        <w:lastRenderedPageBreak/>
         <w:t>B. The Administrator</w:t>
       </w:r>
     </w:p>
@@ -3717,6 +3716,7 @@
           <w:b/>
           <w:bCs/>
         </w:rPr>
+        <w:lastRenderedPageBreak/>
         <w:t>Responsive Design:</w:t>
       </w:r>
       <w:r>
@@ -3810,7 +3810,6 @@
           <w:b/>
           <w:bCs/>
         </w:rPr>
-        <w:lastRenderedPageBreak/>
         <w:t>Availability:</w:t>
       </w:r>
       <w:r>
@@ -3981,6 +3980,7 @@
         <w:spacing w:line="480" w:lineRule="auto"/>
       </w:pPr>
       <w:r>
+        <w:lastRenderedPageBreak/>
         <w:t>Stores structured data including User Credentials (</w:t>
       </w:r>
       <w:r>
@@ -4094,7 +4094,6 @@
         <w:spacing w:line="480" w:lineRule="auto"/>
       </w:pPr>
       <w:r>
-        <w:lastRenderedPageBreak/>
         <w:t>PHP calculates the score and updates the user's total in the database.</w:t>
       </w:r>
     </w:p>
@@ -4140,7 +4139,7 @@
           <w:lang w:val="en-IN" w:eastAsia="en-IN"/>
         </w:rPr>
         <w:pict>
-          <v:rect id="_x0000_i1035" style="width:0;height:1.5pt" o:hralign="center" o:hrstd="t" o:hr="t" fillcolor="#a0a0a0" stroked="f"/>
+          <v:rect id="_x0000_i1025" style="width:0;height:1.5pt" o:hralign="center" o:hrstd="t" o:hr="t" fillcolor="#a0a0a0" stroked="f"/>
         </w:pict>
       </w:r>
     </w:p>
@@ -4420,6 +4419,7 @@
           <w:b/>
           <w:bCs/>
         </w:rPr>
+        <w:lastRenderedPageBreak/>
         <w:t>Backend Technology:</w:t>
       </w:r>
       <w:r>
@@ -4460,7 +4460,6 @@
           <w:b/>
           <w:bCs/>
         </w:rPr>
-        <w:lastRenderedPageBreak/>
         <w:t>Code Editor:</w:t>
       </w:r>
       <w:r>
@@ -4670,8 +4669,6 @@
       <w:r>
         <w:t xml:space="preserve"> Minimum 720p HD (The responsive design automatically adapts layout).</w:t>
       </w:r>
-    </w:p>
-    <w:p>
       <w:r>
         <w:br w:type="page"/>
       </w:r>
@@ -4821,6 +4818,7 @@
           <w:b/>
           <w:bCs/>
         </w:rPr>
+        <w:lastRenderedPageBreak/>
         <w:t>Efficiency:</w:t>
       </w:r>
       <w:r>
@@ -4861,7 +4859,6 @@
           <w:b/>
           <w:bCs/>
         </w:rPr>
-        <w:lastRenderedPageBreak/>
         <w:t>Usability:</w:t>
       </w:r>
       <w:r>
@@ -5038,6 +5035,7 @@
         <w:spacing w:line="480" w:lineRule="auto"/>
       </w:pPr>
       <w:r>
+        <w:lastRenderedPageBreak/>
         <w:t>Output design refers to how the results of processing are communicated to the users. In this project, output design is crucial for displaying Quiz Results and Leaderboard Rankings in a motivating way.</w:t>
       </w:r>
     </w:p>
@@ -5068,7 +5066,6 @@
           <w:b/>
           <w:bCs/>
         </w:rPr>
-        <w:lastRenderedPageBreak/>
         <w:t>Interactive Outputs:</w:t>
       </w:r>
       <w:r>
@@ -5252,6 +5249,7 @@
           <w:b/>
           <w:bCs/>
         </w:rPr>
+        <w:lastRenderedPageBreak/>
         <w:t>Clarity:</w:t>
       </w:r>
       <w:r>
@@ -5293,11 +5291,7 @@
         <w:t>Output Design</w:t>
       </w:r>
       <w:r>
-        <w:t xml:space="preserve"> guarantees that knowledge is presented in a well-structured, visually appealing manner. By </w:t>
-      </w:r>
-      <w:r>
-        <w:lastRenderedPageBreak/>
-        <w:t xml:space="preserve">leveraging the </w:t>
+        <w:t xml:space="preserve"> guarantees that knowledge is presented in a well-structured, visually appealing manner. By leveraging the </w:t>
       </w:r>
       <w:r>
         <w:rPr>
@@ -5387,8 +5381,8 @@
       <w:pPr>
         <w:pStyle w:val="ListParagraph"/>
         <w:numPr>
-          <w:ilvl w:val="1"/>
-          <w:numId w:val="1"/>
+          <w:ilvl w:val="0"/>
+          <w:numId w:val="47"/>
         </w:numPr>
         <w:spacing w:before="281" w:line="480" w:lineRule="auto"/>
         <w:jc w:val="both"/>
@@ -5405,23 +5399,18 @@
       </w:pPr>
       <w:r>
         <w:rPr>
-          <w:rFonts w:ascii="Times New Roman" w:eastAsia="Times New Roman" w:hAnsi="Times New Roman" w:cs="Times New Roman"/>
-          <w:b/>
-          <w:bCs/>
           <w:noProof/>
-          <w:spacing w:val="-2"/>
-          <w:sz w:val="28"/>
-          <w:szCs w:val="28"/>
-          <w:u w:val="single" w:color="000000"/>
+          <w:u w:color="000000"/>
+          <w:lang w:val="en-IN" w:eastAsia="en-IN"/>
         </w:rPr>
         <w:drawing>
-          <wp:anchor distT="0" distB="0" distL="114300" distR="114300" simplePos="0" relativeHeight="251665408" behindDoc="0" locked="0" layoutInCell="1" allowOverlap="1">
+          <wp:anchor distT="0" distB="0" distL="114300" distR="114300" simplePos="0" relativeHeight="251656192" behindDoc="0" locked="0" layoutInCell="1" allowOverlap="1">
             <wp:simplePos x="0" y="0"/>
             <wp:positionH relativeFrom="column">
-              <wp:posOffset>975995</wp:posOffset>
+              <wp:posOffset>914400</wp:posOffset>
             </wp:positionH>
             <wp:positionV relativeFrom="page">
-              <wp:posOffset>1806575</wp:posOffset>
+              <wp:posOffset>2116899</wp:posOffset>
             </wp:positionV>
             <wp:extent cx="4274185" cy="1565275"/>
             <wp:effectExtent l="19050" t="19050" r="0" b="0"/>
@@ -5504,8 +5493,12 @@
     </w:p>
     <w:p>
       <w:pPr>
+        <w:pStyle w:val="ListParagraph"/>
+        <w:numPr>
+          <w:ilvl w:val="0"/>
+          <w:numId w:val="47"/>
+        </w:numPr>
         <w:spacing w:before="281" w:line="480" w:lineRule="auto"/>
-        <w:ind w:left="360" w:firstLine="720"/>
         <w:jc w:val="both"/>
         <w:rPr>
           <w:rFonts w:ascii="Times New Roman" w:eastAsia="Times New Roman" w:hAnsi="Times New Roman" w:cs="Times New Roman"/>
@@ -5520,23 +5513,18 @@
       </w:pPr>
       <w:r>
         <w:rPr>
-          <w:rFonts w:ascii="Times New Roman" w:eastAsia="Times New Roman" w:hAnsi="Times New Roman" w:cs="Times New Roman"/>
-          <w:b/>
-          <w:bCs/>
           <w:noProof/>
-          <w:spacing w:val="-2"/>
-          <w:sz w:val="28"/>
-          <w:szCs w:val="28"/>
-          <w:u w:val="single" w:color="000000"/>
+          <w:u w:color="000000"/>
+          <w:lang w:val="en-IN" w:eastAsia="en-IN"/>
         </w:rPr>
         <w:drawing>
-          <wp:anchor distT="0" distB="0" distL="114300" distR="114300" simplePos="0" relativeHeight="251659264" behindDoc="1" locked="0" layoutInCell="1" allowOverlap="1">
+          <wp:anchor distT="0" distB="0" distL="114300" distR="114300" simplePos="0" relativeHeight="251648000" behindDoc="1" locked="0" layoutInCell="1" allowOverlap="1">
             <wp:simplePos x="0" y="0"/>
             <wp:positionH relativeFrom="column">
-              <wp:posOffset>975995</wp:posOffset>
+              <wp:posOffset>913130</wp:posOffset>
             </wp:positionH>
             <wp:positionV relativeFrom="page">
-              <wp:posOffset>3987800</wp:posOffset>
+              <wp:posOffset>4337963</wp:posOffset>
             </wp:positionV>
             <wp:extent cx="4274185" cy="1793240"/>
             <wp:effectExtent l="19050" t="19050" r="0" b="0"/>
@@ -5601,7 +5589,7 @@
           <w:szCs w:val="28"/>
           <w:u w:val="single" w:color="000000"/>
         </w:rPr>
-        <w:t>2.Quiz Categories</w:t>
+        <w:t>Quiz Categories</w:t>
       </w:r>
       <w:r>
         <w:rPr>
@@ -5619,8 +5607,8 @@
     </w:p>
     <w:p>
       <w:pPr>
+        <w:pStyle w:val="ListParagraph"/>
         <w:spacing w:before="281" w:line="480" w:lineRule="auto"/>
-        <w:ind w:left="360" w:firstLine="720"/>
         <w:jc w:val="both"/>
         <w:rPr>
           <w:rFonts w:ascii="Times New Roman" w:eastAsia="Times New Roman" w:hAnsi="Times New Roman" w:cs="Times New Roman"/>
@@ -5633,7 +5621,16 @@
           <w:u w:val="single" w:color="000000"/>
         </w:rPr>
       </w:pPr>
-      <w:r>
+    </w:p>
+    <w:p>
+      <w:pPr>
+        <w:pStyle w:val="ListParagraph"/>
+        <w:numPr>
+          <w:ilvl w:val="0"/>
+          <w:numId w:val="47"/>
+        </w:numPr>
+        <w:spacing w:before="281" w:line="480" w:lineRule="auto"/>
+        <w:jc w:val="both"/>
         <w:rPr>
           <w:rFonts w:ascii="Times New Roman" w:eastAsia="Times New Roman" w:hAnsi="Times New Roman" w:cs="Times New Roman"/>
           <w:b/>
@@ -5644,17 +5641,24 @@
           <w:szCs w:val="28"/>
           <w:u w:val="single" w:color="000000"/>
         </w:rPr>
+      </w:pPr>
+      <w:r>
+        <w:rPr>
+          <w:noProof/>
+          <w:u w:color="000000"/>
+          <w:lang w:val="en-IN" w:eastAsia="en-IN"/>
+        </w:rPr>
         <w:drawing>
-          <wp:anchor distT="0" distB="0" distL="114300" distR="114300" simplePos="0" relativeHeight="251669504" behindDoc="0" locked="0" layoutInCell="1" allowOverlap="1">
+          <wp:anchor distT="0" distB="0" distL="114300" distR="114300" simplePos="0" relativeHeight="251643904" behindDoc="0" locked="0" layoutInCell="1" allowOverlap="1">
             <wp:simplePos x="0" y="0"/>
             <wp:positionH relativeFrom="column">
-              <wp:posOffset>888365</wp:posOffset>
+              <wp:posOffset>788670</wp:posOffset>
             </wp:positionH>
             <wp:positionV relativeFrom="page">
-              <wp:posOffset>6543675</wp:posOffset>
+              <wp:posOffset>6976745</wp:posOffset>
             </wp:positionV>
-            <wp:extent cx="4601210" cy="1773555"/>
-            <wp:effectExtent l="19050" t="19050" r="8890" b="0"/>
+            <wp:extent cx="4471670" cy="1773555"/>
+            <wp:effectExtent l="19050" t="19050" r="5080" b="0"/>
             <wp:wrapTopAndBottom/>
             <wp:docPr id="8" name="Picture 8"/>
             <wp:cNvGraphicFramePr>
@@ -5682,7 +5686,7 @@
                   <pic:spPr>
                     <a:xfrm>
                       <a:off x="0" y="0"/>
-                      <a:ext cx="4601210" cy="1773555"/>
+                      <a:ext cx="4471670" cy="1773555"/>
                     </a:xfrm>
                     <a:prstGeom prst="rect">
                       <a:avLst/>
@@ -5716,9 +5720,17 @@
           <w:szCs w:val="28"/>
           <w:u w:val="single" w:color="000000"/>
         </w:rPr>
-        <w:t>3</w:t>
-      </w:r>
-      <w:r>
+        <w:t xml:space="preserve">Quiz terms: </w:t>
+      </w:r>
+    </w:p>
+    <w:p>
+      <w:pPr>
+        <w:pStyle w:val="ListParagraph"/>
+        <w:numPr>
+          <w:ilvl w:val="0"/>
+          <w:numId w:val="47"/>
+        </w:numPr>
+        <w:spacing w:line="480" w:lineRule="auto"/>
         <w:rPr>
           <w:rFonts w:ascii="Times New Roman" w:eastAsia="Times New Roman" w:hAnsi="Times New Roman" w:cs="Times New Roman"/>
           <w:b/>
@@ -5729,140 +5741,26 @@
           <w:szCs w:val="28"/>
           <w:u w:val="single" w:color="000000"/>
         </w:rPr>
-        <w:t xml:space="preserve">.Quiz terms: </w:t>
-      </w:r>
-    </w:p>
-    <w:p>
-      <w:pPr>
-        <w:spacing w:line="480" w:lineRule="auto"/>
-        <w:rPr>
-          <w:rFonts w:ascii="Times New Roman" w:eastAsia="Times New Roman" w:hAnsi="Times New Roman" w:cs="Times New Roman"/>
-          <w:b/>
-          <w:bCs/>
+      </w:pPr>
+      <w:r>
+        <w:rPr>
           <w:noProof/>
-          <w:spacing w:val="-2"/>
-          <w:sz w:val="28"/>
-          <w:szCs w:val="28"/>
-          <w:u w:val="single" w:color="000000"/>
-        </w:rPr>
-      </w:pPr>
-    </w:p>
-    <w:p>
-      <w:pPr>
-        <w:spacing w:line="480" w:lineRule="auto"/>
-        <w:rPr>
-          <w:rFonts w:ascii="Times New Roman" w:eastAsia="Times New Roman" w:hAnsi="Times New Roman" w:cs="Times New Roman"/>
-          <w:b/>
-          <w:bCs/>
-          <w:noProof/>
-          <w:spacing w:val="-2"/>
-          <w:sz w:val="28"/>
-          <w:szCs w:val="28"/>
-          <w:u w:val="single" w:color="000000"/>
-        </w:rPr>
-      </w:pPr>
-      <w:r>
-        <w:rPr>
-          <w:rFonts w:ascii="Times New Roman" w:eastAsia="Times New Roman" w:hAnsi="Times New Roman" w:cs="Times New Roman"/>
-          <w:b/>
-          <w:bCs/>
-          <w:noProof/>
-          <w:spacing w:val="-2"/>
-          <w:sz w:val="28"/>
-          <w:szCs w:val="28"/>
-          <w:u w:val="single" w:color="000000"/>
-        </w:rPr>
-        <w:br w:type="page"/>
-      </w:r>
-    </w:p>
-    <w:p>
-      <w:pPr>
-        <w:spacing w:before="281" w:line="480" w:lineRule="auto"/>
-        <w:ind w:left="360" w:firstLine="720"/>
-        <w:jc w:val="both"/>
-        <w:rPr>
-          <w:rFonts w:ascii="Times New Roman" w:eastAsia="Times New Roman" w:hAnsi="Times New Roman" w:cs="Times New Roman"/>
-          <w:b/>
-          <w:bCs/>
-          <w:noProof/>
-          <w:spacing w:val="-2"/>
-          <w:sz w:val="28"/>
-          <w:szCs w:val="28"/>
-          <w:u w:val="single" w:color="000000"/>
-        </w:rPr>
-      </w:pPr>
-      <w:r>
-        <w:rPr>
-          <w:rFonts w:ascii="Times New Roman" w:eastAsia="Times New Roman" w:hAnsi="Times New Roman" w:cs="Times New Roman"/>
-          <w:b/>
-          <w:bCs/>
-          <w:noProof/>
-          <w:spacing w:val="-2"/>
-          <w:sz w:val="28"/>
-          <w:szCs w:val="28"/>
-          <w:u w:val="single" w:color="000000"/>
+          <w:u w:color="000000"/>
+          <w:lang w:val="en-IN" w:eastAsia="en-IN"/>
         </w:rPr>
         <w:lastRenderedPageBreak/>
-        <w:t>4</w:t>
-      </w:r>
-      <w:r>
-        <w:rPr>
-          <w:rFonts w:ascii="Times New Roman" w:eastAsia="Times New Roman" w:hAnsi="Times New Roman" w:cs="Times New Roman"/>
-          <w:b/>
-          <w:bCs/>
-          <w:noProof/>
-          <w:spacing w:val="-2"/>
-          <w:sz w:val="28"/>
-          <w:szCs w:val="28"/>
-          <w:u w:val="single" w:color="000000"/>
-        </w:rPr>
-        <w:t xml:space="preserve">.Quiz </w:t>
-      </w:r>
-      <w:r>
-        <w:rPr>
-          <w:rFonts w:ascii="Times New Roman" w:eastAsia="Times New Roman" w:hAnsi="Times New Roman" w:cs="Times New Roman"/>
-          <w:b/>
-          <w:bCs/>
-          <w:noProof/>
-          <w:spacing w:val="-2"/>
-          <w:sz w:val="28"/>
-          <w:szCs w:val="28"/>
-          <w:u w:val="single" w:color="000000"/>
-        </w:rPr>
-        <w:t>Questions:</w:t>
-      </w:r>
-    </w:p>
-    <w:p>
-      <w:pPr>
-        <w:spacing w:before="281" w:line="480" w:lineRule="auto"/>
-        <w:ind w:left="360" w:firstLine="720"/>
-        <w:jc w:val="both"/>
-        <w:rPr>
-          <w:rFonts w:ascii="Times New Roman" w:eastAsia="Times New Roman" w:hAnsi="Times New Roman" w:cs="Times New Roman"/>
-          <w:b/>
-          <w:bCs/>
-          <w:noProof/>
-          <w:spacing w:val="-2"/>
-          <w:sz w:val="28"/>
-          <w:szCs w:val="28"/>
-          <w:u w:val="single" w:color="000000"/>
-        </w:rPr>
-      </w:pPr>
-      <w:r>
-        <w:rPr>
-          <w:rFonts w:ascii="Times New Roman" w:eastAsia="Times New Roman" w:hAnsi="Times New Roman" w:cs="Times New Roman"/>
-          <w:b/>
-          <w:bCs/>
-          <w:noProof/>
-          <w:spacing w:val="-2"/>
-          <w:sz w:val="28"/>
-          <w:szCs w:val="28"/>
-          <w:u w:val="single" w:color="000000"/>
-        </w:rPr>
         <w:drawing>
-          <wp:inline distT="0" distB="0" distL="0" distR="0" wp14:anchorId="49F5AB5C" wp14:editId="4A0ACA83">
+          <wp:anchor distT="0" distB="0" distL="114300" distR="114300" simplePos="0" relativeHeight="251659264" behindDoc="0" locked="0" layoutInCell="1" allowOverlap="1">
+            <wp:simplePos x="0" y="0"/>
+            <wp:positionH relativeFrom="column">
+              <wp:posOffset>105897</wp:posOffset>
+            </wp:positionH>
+            <wp:positionV relativeFrom="paragraph">
+              <wp:posOffset>617855</wp:posOffset>
+            </wp:positionV>
             <wp:extent cx="5846115" cy="3360145"/>
             <wp:effectExtent l="19050" t="19050" r="2540" b="0"/>
+            <wp:wrapTopAndBottom/>
             <wp:docPr id="4" name="Picture 4"/>
             <wp:cNvGraphicFramePr>
               <a:graphicFrameLocks xmlns:a="http://schemas.openxmlformats.org/drawingml/2006/main" noChangeAspect="1"/>
@@ -5875,7 +5773,13 @@
                     <pic:cNvPicPr/>
                   </pic:nvPicPr>
                   <pic:blipFill>
-                    <a:blip r:embed="rId11"/>
+                    <a:blip r:embed="rId11">
+                      <a:extLst>
+                        <a:ext uri="{28A0092B-C50C-407E-A947-70E740481C1C}">
+                          <a14:useLocalDpi xmlns:a14="http://schemas.microsoft.com/office/drawing/2010/main" val="0"/>
+                        </a:ext>
+                      </a:extLst>
+                    </a:blip>
                     <a:stretch>
                       <a:fillRect/>
                     </a:stretch>
@@ -5883,7 +5787,7 @@
                   <pic:spPr>
                     <a:xfrm>
                       <a:off x="0" y="0"/>
-                      <a:ext cx="5859165" cy="3367646"/>
+                      <a:ext cx="5846115" cy="3360145"/>
                     </a:xfrm>
                     <a:prstGeom prst="rect">
                       <a:avLst/>
@@ -5897,15 +5801,10 @@
                 </pic:pic>
               </a:graphicData>
             </a:graphic>
-          </wp:inline>
+          </wp:anchor>
         </w:drawing>
       </w:r>
-    </w:p>
-    <w:p>
-      <w:pPr>
-        <w:spacing w:before="281" w:line="480" w:lineRule="auto"/>
-        <w:ind w:left="360" w:firstLine="720"/>
-        <w:jc w:val="both"/>
+      <w:r>
         <w:rPr>
           <w:rFonts w:ascii="Times New Roman" w:eastAsia="Times New Roman" w:hAnsi="Times New Roman" w:cs="Times New Roman"/>
           <w:b/>
@@ -5916,7 +5815,8 @@
           <w:szCs w:val="28"/>
           <w:u w:val="single" w:color="000000"/>
         </w:rPr>
-      </w:pPr>
+        <w:t xml:space="preserve">Quiz </w:t>
+      </w:r>
       <w:r>
         <w:rPr>
           <w:rFonts w:ascii="Times New Roman" w:eastAsia="Times New Roman" w:hAnsi="Times New Roman" w:cs="Times New Roman"/>
@@ -5928,9 +5828,13 @@
           <w:szCs w:val="28"/>
           <w:u w:val="single" w:color="000000"/>
         </w:rPr>
-        <w:t>5</w:t>
-      </w:r>
-      <w:r>
+        <w:t>Questions:</w:t>
+      </w:r>
+    </w:p>
+    <w:p>
+      <w:pPr>
+        <w:pStyle w:val="ListParagraph"/>
+        <w:spacing w:line="480" w:lineRule="auto"/>
         <w:rPr>
           <w:rFonts w:ascii="Times New Roman" w:eastAsia="Times New Roman" w:hAnsi="Times New Roman" w:cs="Times New Roman"/>
           <w:b/>
@@ -5941,9 +5845,17 @@
           <w:szCs w:val="28"/>
           <w:u w:val="single" w:color="000000"/>
         </w:rPr>
-        <w:t xml:space="preserve">.Quiz </w:t>
-      </w:r>
-      <w:r>
+      </w:pPr>
+    </w:p>
+    <w:p>
+      <w:pPr>
+        <w:pStyle w:val="ListParagraph"/>
+        <w:numPr>
+          <w:ilvl w:val="0"/>
+          <w:numId w:val="47"/>
+        </w:numPr>
+        <w:spacing w:before="281" w:line="480" w:lineRule="auto"/>
+        <w:jc w:val="both"/>
         <w:rPr>
           <w:rFonts w:ascii="Times New Roman" w:eastAsia="Times New Roman" w:hAnsi="Times New Roman" w:cs="Times New Roman"/>
           <w:b/>
@@ -5954,40 +5866,25 @@
           <w:szCs w:val="28"/>
           <w:u w:val="single" w:color="000000"/>
         </w:rPr>
-        <w:t xml:space="preserve">Reports: </w:t>
-      </w:r>
-    </w:p>
-    <w:p>
-      <w:pPr>
-        <w:spacing w:before="281" w:line="480" w:lineRule="auto"/>
-        <w:ind w:left="360" w:firstLine="720"/>
-        <w:jc w:val="both"/>
-        <w:rPr>
-          <w:rFonts w:ascii="Times New Roman" w:eastAsia="Times New Roman" w:hAnsi="Times New Roman" w:cs="Times New Roman"/>
-          <w:b/>
-          <w:bCs/>
+      </w:pPr>
+      <w:r>
+        <w:rPr>
           <w:noProof/>
-          <w:spacing w:val="-2"/>
-          <w:sz w:val="28"/>
-          <w:szCs w:val="28"/>
-          <w:u w:val="single" w:color="000000"/>
-        </w:rPr>
-      </w:pPr>
-      <w:r>
-        <w:rPr>
-          <w:rFonts w:ascii="Times New Roman" w:eastAsia="Times New Roman" w:hAnsi="Times New Roman" w:cs="Times New Roman"/>
-          <w:b/>
-          <w:bCs/>
-          <w:noProof/>
-          <w:spacing w:val="-2"/>
-          <w:sz w:val="28"/>
-          <w:szCs w:val="28"/>
-          <w:u w:val="single" w:color="000000"/>
+          <w:u w:color="000000"/>
+          <w:lang w:val="en-IN" w:eastAsia="en-IN"/>
         </w:rPr>
         <w:drawing>
-          <wp:inline distT="0" distB="0" distL="0" distR="0" wp14:anchorId="211D91AE" wp14:editId="420F3604">
-            <wp:extent cx="5651653" cy="3154621"/>
-            <wp:effectExtent l="19050" t="19050" r="6350" b="8255"/>
+          <wp:anchor distT="0" distB="0" distL="114300" distR="114300" simplePos="0" relativeHeight="251666432" behindDoc="0" locked="0" layoutInCell="1" allowOverlap="1">
+            <wp:simplePos x="0" y="0"/>
+            <wp:positionH relativeFrom="column">
+              <wp:posOffset>112395</wp:posOffset>
+            </wp:positionH>
+            <wp:positionV relativeFrom="paragraph">
+              <wp:posOffset>680720</wp:posOffset>
+            </wp:positionV>
+            <wp:extent cx="5845810" cy="3154045"/>
+            <wp:effectExtent l="19050" t="19050" r="2540" b="8255"/>
+            <wp:wrapTopAndBottom/>
             <wp:docPr id="5" name="Picture 5"/>
             <wp:cNvGraphicFramePr>
               <a:graphicFrameLocks xmlns:a="http://schemas.openxmlformats.org/drawingml/2006/main" noChangeAspect="1"/>
@@ -6000,7 +5897,13 @@
                     <pic:cNvPicPr/>
                   </pic:nvPicPr>
                   <pic:blipFill>
-                    <a:blip r:embed="rId12"/>
+                    <a:blip r:embed="rId12">
+                      <a:extLst>
+                        <a:ext uri="{28A0092B-C50C-407E-A947-70E740481C1C}">
+                          <a14:useLocalDpi xmlns:a14="http://schemas.microsoft.com/office/drawing/2010/main" val="0"/>
+                        </a:ext>
+                      </a:extLst>
+                    </a:blip>
                     <a:stretch>
                       <a:fillRect/>
                     </a:stretch>
@@ -6008,7 +5911,7 @@
                   <pic:spPr>
                     <a:xfrm>
                       <a:off x="0" y="0"/>
-                      <a:ext cx="5712851" cy="3188780"/>
+                      <a:ext cx="5845810" cy="3154045"/>
                     </a:xfrm>
                     <a:prstGeom prst="rect">
                       <a:avLst/>
@@ -6022,15 +5925,13 @@
                 </pic:pic>
               </a:graphicData>
             </a:graphic>
-          </wp:inline>
+            <wp14:sizeRelH relativeFrom="margin">
+              <wp14:pctWidth>0</wp14:pctWidth>
+            </wp14:sizeRelH>
+          </wp:anchor>
         </w:drawing>
       </w:r>
-    </w:p>
-    <w:p>
-      <w:pPr>
-        <w:spacing w:before="281" w:line="480" w:lineRule="auto"/>
-        <w:ind w:left="360" w:firstLine="720"/>
-        <w:jc w:val="both"/>
+      <w:r>
         <w:rPr>
           <w:rFonts w:ascii="Times New Roman" w:eastAsia="Times New Roman" w:hAnsi="Times New Roman" w:cs="Times New Roman"/>
           <w:b/>
@@ -6041,7 +5942,8 @@
           <w:szCs w:val="28"/>
           <w:u w:val="single" w:color="000000"/>
         </w:rPr>
-      </w:pPr>
+        <w:t xml:space="preserve">.Quiz </w:t>
+      </w:r>
       <w:r>
         <w:rPr>
           <w:rFonts w:ascii="Times New Roman" w:eastAsia="Times New Roman" w:hAnsi="Times New Roman" w:cs="Times New Roman"/>
@@ -6053,10 +5955,18 @@
           <w:szCs w:val="28"/>
           <w:u w:val="single" w:color="000000"/>
         </w:rPr>
-        <w:lastRenderedPageBreak/>
-        <w:t>6</w:t>
-      </w:r>
-      <w:r>
+        <w:t xml:space="preserve">Reports: </w:t>
+      </w:r>
+    </w:p>
+    <w:p>
+      <w:pPr>
+        <w:pStyle w:val="ListParagraph"/>
+        <w:numPr>
+          <w:ilvl w:val="0"/>
+          <w:numId w:val="47"/>
+        </w:numPr>
+        <w:spacing w:before="281" w:line="480" w:lineRule="auto"/>
+        <w:jc w:val="both"/>
         <w:rPr>
           <w:rFonts w:ascii="Times New Roman" w:eastAsia="Times New Roman" w:hAnsi="Times New Roman" w:cs="Times New Roman"/>
           <w:b/>
@@ -6067,53 +5977,26 @@
           <w:szCs w:val="28"/>
           <w:u w:val="single" w:color="000000"/>
         </w:rPr>
-        <w:t xml:space="preserve">.Quiz </w:t>
-      </w:r>
-      <w:r>
-        <w:rPr>
-          <w:rFonts w:ascii="Times New Roman" w:eastAsia="Times New Roman" w:hAnsi="Times New Roman" w:cs="Times New Roman"/>
-          <w:b/>
-          <w:bCs/>
+      </w:pPr>
+      <w:r>
+        <w:rPr>
           <w:noProof/>
-          <w:spacing w:val="-2"/>
-          <w:sz w:val="28"/>
-          <w:szCs w:val="28"/>
-          <w:u w:val="single" w:color="000000"/>
-        </w:rPr>
-        <w:t>:</w:t>
-      </w:r>
-    </w:p>
-    <w:p>
-      <w:pPr>
-        <w:spacing w:before="281" w:line="480" w:lineRule="auto"/>
-        <w:ind w:left="360" w:firstLine="720"/>
-        <w:jc w:val="both"/>
-        <w:rPr>
-          <w:rFonts w:ascii="Times New Roman" w:eastAsia="Times New Roman" w:hAnsi="Times New Roman" w:cs="Times New Roman"/>
-          <w:b/>
-          <w:bCs/>
-          <w:noProof/>
-          <w:spacing w:val="-2"/>
-          <w:sz w:val="28"/>
-          <w:szCs w:val="28"/>
-          <w:u w:val="single" w:color="000000"/>
-        </w:rPr>
-      </w:pPr>
-      <w:r>
-        <w:rPr>
-          <w:rFonts w:ascii="Times New Roman" w:eastAsia="Times New Roman" w:hAnsi="Times New Roman" w:cs="Times New Roman"/>
-          <w:b/>
-          <w:bCs/>
-          <w:noProof/>
-          <w:spacing w:val="-2"/>
-          <w:sz w:val="28"/>
-          <w:szCs w:val="28"/>
-          <w:u w:val="single" w:color="000000"/>
-        </w:rPr>
+          <w:u w:color="000000"/>
+          <w:lang w:val="en-IN" w:eastAsia="en-IN"/>
+        </w:rPr>
+        <w:lastRenderedPageBreak/>
         <w:drawing>
-          <wp:inline distT="0" distB="0" distL="0" distR="0" wp14:anchorId="6314AE71" wp14:editId="4700AD59">
+          <wp:anchor distT="0" distB="0" distL="114300" distR="114300" simplePos="0" relativeHeight="251670528" behindDoc="0" locked="0" layoutInCell="1" allowOverlap="1">
+            <wp:simplePos x="0" y="0"/>
+            <wp:positionH relativeFrom="column">
+              <wp:posOffset>187647</wp:posOffset>
+            </wp:positionH>
+            <wp:positionV relativeFrom="paragraph">
+              <wp:posOffset>480042</wp:posOffset>
+            </wp:positionV>
             <wp:extent cx="5464366" cy="3304540"/>
             <wp:effectExtent l="19050" t="19050" r="3175" b="0"/>
+            <wp:wrapTopAndBottom/>
             <wp:docPr id="6" name="Picture 6"/>
             <wp:cNvGraphicFramePr>
               <a:graphicFrameLocks xmlns:a="http://schemas.openxmlformats.org/drawingml/2006/main" noChangeAspect="1"/>
@@ -6126,7 +6009,13 @@
                     <pic:cNvPicPr/>
                   </pic:nvPicPr>
                   <pic:blipFill>
-                    <a:blip r:embed="rId13"/>
+                    <a:blip r:embed="rId13">
+                      <a:extLst>
+                        <a:ext uri="{28A0092B-C50C-407E-A947-70E740481C1C}">
+                          <a14:useLocalDpi xmlns:a14="http://schemas.microsoft.com/office/drawing/2010/main" val="0"/>
+                        </a:ext>
+                      </a:extLst>
+                    </a:blip>
                     <a:stretch>
                       <a:fillRect/>
                     </a:stretch>
@@ -6134,7 +6023,7 @@
                   <pic:spPr>
                     <a:xfrm>
                       <a:off x="0" y="0"/>
-                      <a:ext cx="5476524" cy="3311893"/>
+                      <a:ext cx="5464366" cy="3304540"/>
                     </a:xfrm>
                     <a:prstGeom prst="rect">
                       <a:avLst/>
@@ -6148,15 +6037,10 @@
                 </pic:pic>
               </a:graphicData>
             </a:graphic>
-          </wp:inline>
+          </wp:anchor>
         </w:drawing>
       </w:r>
-    </w:p>
-    <w:p>
-      <w:pPr>
-        <w:spacing w:before="281" w:line="480" w:lineRule="auto"/>
-        <w:ind w:left="360" w:firstLine="720"/>
-        <w:jc w:val="both"/>
+      <w:r>
         <w:rPr>
           <w:rFonts w:ascii="Times New Roman" w:eastAsia="Times New Roman" w:hAnsi="Times New Roman" w:cs="Times New Roman"/>
           <w:b/>
@@ -6167,7 +6051,8 @@
           <w:szCs w:val="28"/>
           <w:u w:val="single" w:color="000000"/>
         </w:rPr>
-      </w:pPr>
+        <w:t xml:space="preserve">Quiz </w:t>
+      </w:r>
       <w:r>
         <w:rPr>
           <w:rFonts w:ascii="Times New Roman" w:eastAsia="Times New Roman" w:hAnsi="Times New Roman" w:cs="Times New Roman"/>
@@ -6179,9 +6064,14 @@
           <w:szCs w:val="28"/>
           <w:u w:val="single" w:color="000000"/>
         </w:rPr>
-        <w:t>7</w:t>
-      </w:r>
-      <w:r>
+        <w:t>:</w:t>
+      </w:r>
+    </w:p>
+    <w:p>
+      <w:pPr>
+        <w:pStyle w:val="ListParagraph"/>
+        <w:spacing w:before="281" w:line="480" w:lineRule="auto"/>
+        <w:jc w:val="both"/>
         <w:rPr>
           <w:rFonts w:ascii="Times New Roman" w:eastAsia="Times New Roman" w:hAnsi="Times New Roman" w:cs="Times New Roman"/>
           <w:b/>
@@ -6192,9 +6082,17 @@
           <w:szCs w:val="28"/>
           <w:u w:val="single" w:color="000000"/>
         </w:rPr>
-        <w:t xml:space="preserve">.Quiz </w:t>
-      </w:r>
-      <w:r>
+      </w:pPr>
+    </w:p>
+    <w:p>
+      <w:pPr>
+        <w:pStyle w:val="ListParagraph"/>
+        <w:numPr>
+          <w:ilvl w:val="0"/>
+          <w:numId w:val="47"/>
+        </w:numPr>
+        <w:spacing w:before="281" w:line="480" w:lineRule="auto"/>
+        <w:jc w:val="both"/>
         <w:rPr>
           <w:rFonts w:ascii="Times New Roman" w:eastAsia="Times New Roman" w:hAnsi="Times New Roman" w:cs="Times New Roman"/>
           <w:b/>
@@ -6205,40 +6103,25 @@
           <w:szCs w:val="28"/>
           <w:u w:val="single" w:color="000000"/>
         </w:rPr>
-        <w:t xml:space="preserve">Rates: </w:t>
-      </w:r>
-    </w:p>
-    <w:p>
-      <w:pPr>
-        <w:spacing w:before="281" w:line="480" w:lineRule="auto"/>
-        <w:ind w:left="360" w:firstLine="720"/>
-        <w:jc w:val="both"/>
-        <w:rPr>
-          <w:rFonts w:ascii="Times New Roman" w:eastAsia="Times New Roman" w:hAnsi="Times New Roman" w:cs="Times New Roman"/>
-          <w:b/>
-          <w:bCs/>
+      </w:pPr>
+      <w:r>
+        <w:rPr>
           <w:noProof/>
-          <w:spacing w:val="-2"/>
-          <w:sz w:val="28"/>
-          <w:szCs w:val="28"/>
-          <w:u w:val="single" w:color="000000"/>
-        </w:rPr>
-      </w:pPr>
-      <w:r>
-        <w:rPr>
-          <w:rFonts w:ascii="Times New Roman" w:eastAsia="Times New Roman" w:hAnsi="Times New Roman" w:cs="Times New Roman"/>
-          <w:b/>
-          <w:bCs/>
-          <w:noProof/>
-          <w:spacing w:val="-2"/>
-          <w:sz w:val="28"/>
-          <w:szCs w:val="28"/>
-          <w:u w:val="single" w:color="000000"/>
+          <w:u w:color="000000"/>
+          <w:lang w:val="en-IN" w:eastAsia="en-IN"/>
         </w:rPr>
         <w:drawing>
-          <wp:inline distT="0" distB="0" distL="0" distR="0" wp14:anchorId="4A02C6A9" wp14:editId="4BF400D3">
-            <wp:extent cx="5574535" cy="2580925"/>
+          <wp:anchor distT="0" distB="0" distL="114300" distR="114300" simplePos="0" relativeHeight="251661312" behindDoc="0" locked="0" layoutInCell="1" allowOverlap="1">
+            <wp:simplePos x="0" y="0"/>
+            <wp:positionH relativeFrom="column">
+              <wp:posOffset>178130</wp:posOffset>
+            </wp:positionH>
+            <wp:positionV relativeFrom="paragraph">
+              <wp:posOffset>626232</wp:posOffset>
+            </wp:positionV>
+            <wp:extent cx="5574030" cy="2580640"/>
             <wp:effectExtent l="19050" t="19050" r="7620" b="0"/>
+            <wp:wrapTopAndBottom/>
             <wp:docPr id="7" name="Picture 7"/>
             <wp:cNvGraphicFramePr>
               <a:graphicFrameLocks xmlns:a="http://schemas.openxmlformats.org/drawingml/2006/main" noChangeAspect="1"/>
@@ -6251,7 +6134,13 @@
                     <pic:cNvPicPr/>
                   </pic:nvPicPr>
                   <pic:blipFill>
-                    <a:blip r:embed="rId14"/>
+                    <a:blip r:embed="rId14">
+                      <a:extLst>
+                        <a:ext uri="{28A0092B-C50C-407E-A947-70E740481C1C}">
+                          <a14:useLocalDpi xmlns:a14="http://schemas.microsoft.com/office/drawing/2010/main" val="0"/>
+                        </a:ext>
+                      </a:extLst>
+                    </a:blip>
                     <a:stretch>
                       <a:fillRect/>
                     </a:stretch>
@@ -6259,7 +6148,7 @@
                   <pic:spPr>
                     <a:xfrm>
                       <a:off x="0" y="0"/>
-                      <a:ext cx="5601992" cy="2593637"/>
+                      <a:ext cx="5574030" cy="2580640"/>
                     </a:xfrm>
                     <a:prstGeom prst="rect">
                       <a:avLst/>
@@ -6273,9 +6162,55 @@
                 </pic:pic>
               </a:graphicData>
             </a:graphic>
-          </wp:inline>
+            <wp14:sizeRelH relativeFrom="margin">
+              <wp14:pctWidth>0</wp14:pctWidth>
+            </wp14:sizeRelH>
+          </wp:anchor>
         </w:drawing>
       </w:r>
+      <w:r>
+        <w:rPr>
+          <w:rFonts w:ascii="Times New Roman" w:eastAsia="Times New Roman" w:hAnsi="Times New Roman" w:cs="Times New Roman"/>
+          <w:b/>
+          <w:bCs/>
+          <w:noProof/>
+          <w:spacing w:val="-2"/>
+          <w:sz w:val="28"/>
+          <w:szCs w:val="28"/>
+          <w:u w:val="single" w:color="000000"/>
+        </w:rPr>
+        <w:t xml:space="preserve">Quiz </w:t>
+      </w:r>
+      <w:r>
+        <w:rPr>
+          <w:rFonts w:ascii="Times New Roman" w:eastAsia="Times New Roman" w:hAnsi="Times New Roman" w:cs="Times New Roman"/>
+          <w:b/>
+          <w:bCs/>
+          <w:noProof/>
+          <w:spacing w:val="-2"/>
+          <w:sz w:val="28"/>
+          <w:szCs w:val="28"/>
+          <w:u w:val="single" w:color="000000"/>
+        </w:rPr>
+        <w:t xml:space="preserve">Rates: </w:t>
+      </w:r>
+    </w:p>
+    <w:p>
+      <w:pPr>
+        <w:spacing w:before="281" w:line="480" w:lineRule="auto"/>
+        <w:ind w:left="360" w:firstLine="720"/>
+        <w:jc w:val="both"/>
+        <w:rPr>
+          <w:rFonts w:ascii="Times New Roman" w:eastAsia="Times New Roman" w:hAnsi="Times New Roman" w:cs="Times New Roman"/>
+          <w:b/>
+          <w:bCs/>
+          <w:noProof/>
+          <w:spacing w:val="-2"/>
+          <w:sz w:val="28"/>
+          <w:szCs w:val="28"/>
+          <w:u w:val="single" w:color="000000"/>
+        </w:rPr>
+      </w:pPr>
     </w:p>
     <w:p>
       <w:pPr>
@@ -6509,7 +6444,7 @@
           <w:noProof/>
           <w:sz w:val="24"/>
           <w:szCs w:val="24"/>
-          <w:lang w:eastAsia="en-IN"/>
+          <w:lang w:val="en-IN" w:eastAsia="en-IN"/>
         </w:rPr>
         <w:drawing>
           <wp:inline distT="0" distB="0" distL="0" distR="0" wp14:anchorId="7C5D08F6" wp14:editId="182DBF21">
@@ -6555,6 +6490,25 @@
     </w:p>
     <w:p>
       <w:pPr>
+        <w:rPr>
+          <w:rFonts w:ascii="Times New Roman" w:eastAsia="Times New Roman" w:hAnsi="Times New Roman" w:cs="Times New Roman"/>
+          <w:sz w:val="24"/>
+          <w:szCs w:val="24"/>
+          <w:lang w:eastAsia="en-IN"/>
+        </w:rPr>
+      </w:pPr>
+      <w:r>
+        <w:rPr>
+          <w:rFonts w:ascii="Times New Roman" w:eastAsia="Times New Roman" w:hAnsi="Times New Roman" w:cs="Times New Roman"/>
+          <w:sz w:val="24"/>
+          <w:szCs w:val="24"/>
+          <w:lang w:eastAsia="en-IN"/>
+        </w:rPr>
+        <w:br w:type="page"/>
+      </w:r>
+    </w:p>
+    <w:p>
+      <w:pPr>
         <w:pStyle w:val="ListParagraph"/>
         <w:widowControl/>
         <w:numPr>
@@ -6581,6 +6535,7 @@
           <w:szCs w:val="24"/>
           <w:lang w:eastAsia="en-IN"/>
         </w:rPr>
+        <w:lastRenderedPageBreak/>
         <w:t>External Entity:</w:t>
       </w:r>
     </w:p>
@@ -6602,7 +6557,7 @@
           <w:noProof/>
           <w:sz w:val="24"/>
           <w:szCs w:val="24"/>
-          <w:lang w:eastAsia="en-IN"/>
+          <w:lang w:val="en-IN" w:eastAsia="en-IN"/>
         </w:rPr>
         <w:drawing>
           <wp:inline distT="0" distB="0" distL="0" distR="0" wp14:anchorId="2E0A0EE9" wp14:editId="52EAC3C8">
@@ -6674,20 +6629,16 @@
           <w:szCs w:val="24"/>
           <w:lang w:eastAsia="en-IN"/>
         </w:rPr>
-        <w:lastRenderedPageBreak/>
         <w:t>Process:</w:t>
       </w:r>
     </w:p>
     <w:p>
       <w:pPr>
         <w:widowControl/>
-        <w:numPr>
-          <w:ilvl w:val="0"/>
-          <w:numId w:val="45"/>
-        </w:numPr>
         <w:autoSpaceDE/>
         <w:autoSpaceDN/>
         <w:spacing w:before="100" w:beforeAutospacing="1" w:after="100" w:afterAutospacing="1" w:line="480" w:lineRule="auto"/>
+        <w:ind w:left="720"/>
         <w:jc w:val="center"/>
         <w:rPr>
           <w:rFonts w:ascii="Times New Roman" w:eastAsia="Times New Roman" w:hAnsi="Times New Roman" w:cs="Times New Roman"/>
@@ -6704,7 +6655,7 @@
           <w:noProof/>
           <w:sz w:val="24"/>
           <w:szCs w:val="24"/>
-          <w:lang w:eastAsia="en-IN"/>
+          <w:lang w:val="en-IN" w:eastAsia="en-IN"/>
         </w:rPr>
         <w:drawing>
           <wp:inline distT="0" distB="0" distL="0" distR="0" wp14:anchorId="13659FE8" wp14:editId="3CB44F5D">
@@ -6768,38 +6719,23 @@
       <w:r>
         <w:rPr>
           <w:rFonts w:ascii="Times New Roman" w:eastAsia="Times New Roman" w:hAnsi="Times New Roman" w:cs="Times New Roman"/>
-          <w:b/>
-          <w:bCs/>
-          <w:sz w:val="24"/>
-          <w:szCs w:val="24"/>
-          <w:lang w:eastAsia="en-IN"/>
-        </w:rPr>
-        <w:t>Data store:</w:t>
-      </w:r>
-    </w:p>
-    <w:p>
-      <w:pPr>
-        <w:spacing w:before="100" w:beforeAutospacing="1" w:after="100" w:afterAutospacing="1" w:line="480" w:lineRule="auto"/>
-        <w:jc w:val="center"/>
-        <w:rPr>
-          <w:rFonts w:ascii="Times New Roman" w:eastAsia="Times New Roman" w:hAnsi="Times New Roman" w:cs="Times New Roman"/>
-          <w:sz w:val="24"/>
-          <w:szCs w:val="24"/>
-          <w:lang w:eastAsia="en-IN"/>
-        </w:rPr>
-      </w:pPr>
-      <w:r>
-        <w:rPr>
-          <w:rFonts w:ascii="Times New Roman" w:eastAsia="Times New Roman" w:hAnsi="Times New Roman" w:cs="Times New Roman"/>
           <w:noProof/>
           <w:sz w:val="24"/>
           <w:szCs w:val="24"/>
-          <w:lang w:eastAsia="en-IN"/>
+          <w:lang w:val="en-IN" w:eastAsia="en-IN"/>
         </w:rPr>
         <w:drawing>
-          <wp:inline distT="0" distB="0" distL="0" distR="0" wp14:anchorId="6C557295" wp14:editId="2519A921">
+          <wp:anchor distT="0" distB="0" distL="114300" distR="114300" simplePos="0" relativeHeight="251672576" behindDoc="0" locked="0" layoutInCell="1" allowOverlap="1">
+            <wp:simplePos x="0" y="0"/>
+            <wp:positionH relativeFrom="column">
+              <wp:posOffset>1851755</wp:posOffset>
+            </wp:positionH>
+            <wp:positionV relativeFrom="paragraph">
+              <wp:posOffset>872412</wp:posOffset>
+            </wp:positionV>
             <wp:extent cx="2562583" cy="1524213"/>
-            <wp:effectExtent l="19050" t="19050" r="28575" b="19050"/>
+            <wp:effectExtent l="19050" t="19050" r="9525" b="0"/>
+            <wp:wrapTopAndBottom/>
             <wp:docPr id="55" name="Picture 55"/>
             <wp:cNvGraphicFramePr>
               <a:graphicFrameLocks xmlns:a="http://schemas.openxmlformats.org/drawingml/2006/main" noChangeAspect="1"/>
@@ -6812,7 +6748,13 @@
                     <pic:cNvPicPr/>
                   </pic:nvPicPr>
                   <pic:blipFill>
-                    <a:blip r:embed="rId18"/>
+                    <a:blip r:embed="rId18">
+                      <a:extLst>
+                        <a:ext uri="{28A0092B-C50C-407E-A947-70E740481C1C}">
+                          <a14:useLocalDpi xmlns:a14="http://schemas.microsoft.com/office/drawing/2010/main" val="0"/>
+                        </a:ext>
+                      </a:extLst>
+                    </a:blip>
                     <a:stretch>
                       <a:fillRect/>
                     </a:stretch>
@@ -6834,9 +6776,32 @@
                 </pic:pic>
               </a:graphicData>
             </a:graphic>
-          </wp:inline>
+          </wp:anchor>
         </w:drawing>
       </w:r>
+      <w:r>
+        <w:rPr>
+          <w:rFonts w:ascii="Times New Roman" w:eastAsia="Times New Roman" w:hAnsi="Times New Roman" w:cs="Times New Roman"/>
+          <w:b/>
+          <w:bCs/>
+          <w:sz w:val="24"/>
+          <w:szCs w:val="24"/>
+          <w:lang w:eastAsia="en-IN"/>
+        </w:rPr>
+        <w:t>Data store:</w:t>
+      </w:r>
+    </w:p>
+    <w:p>
+      <w:pPr>
+        <w:spacing w:before="100" w:beforeAutospacing="1" w:after="100" w:afterAutospacing="1" w:line="480" w:lineRule="auto"/>
+        <w:jc w:val="center"/>
+        <w:rPr>
+          <w:rFonts w:ascii="Times New Roman" w:eastAsia="Times New Roman" w:hAnsi="Times New Roman" w:cs="Times New Roman"/>
+          <w:sz w:val="24"/>
+          <w:szCs w:val="24"/>
+          <w:lang w:eastAsia="en-IN"/>
+        </w:rPr>
+      </w:pPr>
     </w:p>
     <w:p>
       <w:pPr>
@@ -6902,10 +6867,14 @@
         <w:jc w:val="center"/>
       </w:pPr>
       <w:r>
+        <w:rPr>
+          <w:noProof/>
+          <w:lang w:val="en-IN" w:eastAsia="en-IN"/>
+        </w:rPr>
         <w:drawing>
-          <wp:inline distT="0" distB="0" distL="0" distR="0" wp14:anchorId="3359AE0A" wp14:editId="2BE87E9F">
-            <wp:extent cx="6448483" cy="4671152"/>
-            <wp:effectExtent l="19050" t="19050" r="0" b="0"/>
+          <wp:inline distT="0" distB="0" distL="0" distR="0" wp14:anchorId="5EB3D088" wp14:editId="3353CF84">
+            <wp:extent cx="5943491" cy="4597052"/>
+            <wp:effectExtent l="19050" t="19050" r="635" b="0"/>
             <wp:docPr id="9" name="Picture 9"/>
             <wp:cNvGraphicFramePr>
               <a:graphicFrameLocks xmlns:a="http://schemas.openxmlformats.org/drawingml/2006/main" noChangeAspect="1"/>
@@ -6925,7 +6894,7 @@
                   <pic:spPr bwMode="auto">
                     <a:xfrm>
                       <a:off x="0" y="0"/>
-                      <a:ext cx="6450989" cy="4672967"/>
+                      <a:ext cx="5945704" cy="4598764"/>
                     </a:xfrm>
                     <a:prstGeom prst="rect">
                       <a:avLst/>
@@ -7016,6 +6985,7 @@
           <w:sz w:val="28"/>
           <w:szCs w:val="28"/>
           <w:u w:val="single" w:color="000000"/>
+          <w:lang w:val="en-IN" w:eastAsia="en-IN"/>
         </w:rPr>
         <w:drawing>
           <wp:inline distT="0" distB="0" distL="0" distR="0" wp14:anchorId="0BD2175E" wp14:editId="622AD82A">
@@ -7260,6 +7230,7 @@
         <w:jc w:val="both"/>
       </w:pPr>
       <w:r>
+        <w:lastRenderedPageBreak/>
         <w:t>Attributes: _id, firstName, lastName, username, email, password, bio, avatar, isVerified, followers, following.</w:t>
       </w:r>
     </w:p>
@@ -7274,7 +7245,6 @@
         <w:jc w:val="both"/>
       </w:pPr>
       <w:r>
-        <w:lastRenderedPageBreak/>
         <w:t>Quiz Category: Represents the quiz subjects available on the platform.</w:t>
       </w:r>
     </w:p>
@@ -7384,7 +7354,7 @@
       </w:pPr>
       <w:r>
         <w:pict>
-          <v:rect id="_x0000_i1039" style="width:0;height:1.5pt" o:hralign="center" o:hrstd="t" o:hr="t" fillcolor="#a0a0a0" stroked="f"/>
+          <v:rect id="_x0000_i1026" style="width:0;height:1.5pt" o:hralign="center" o:hrstd="t" o:hr="t" fillcolor="#a0a0a0" stroked="f"/>
         </w:pict>
       </w:r>
     </w:p>
@@ -7439,6 +7409,7 @@
         <w:jc w:val="both"/>
       </w:pPr>
       <w:r>
+        <w:lastRenderedPageBreak/>
         <w:t>User — Comment (1:N): A single User can post multiple Comments across different threads.</w:t>
       </w:r>
     </w:p>
@@ -7481,7 +7452,6 @@
         <w:jc w:val="both"/>
       </w:pPr>
       <w:r>
-        <w:lastRenderedPageBreak/>
         <w:t>Quiz — Tag (M:N): A Quiz can have multiple Tags, and a Tag can be associated with multiple Quizs (Many-to-Many).</w:t>
       </w:r>
     </w:p>
@@ -7534,7 +7504,7 @@
           <w:szCs w:val="24"/>
         </w:rPr>
         <w:pict>
-          <v:shape id="Shape 31" o:spid="_x0000_s1935" style="position:absolute;margin-left:0;margin-top:0;width:50pt;height:50pt;z-index:251659264;visibility:hidden" coordorigin="490,480" coordsize="11263,10" o:spt="100" adj="0,,0" path="m490,485r11263,e">
+          <v:shape id="Shape 31" o:spid="_x0000_s1935" style="position:absolute;margin-left:0;margin-top:0;width:50pt;height:50pt;z-index:251661824;visibility:hidden" coordorigin="490,480" coordsize="11263,10" o:spt="100" adj="0,,0" path="m490,485r11263,e">
             <v:stroke joinstyle="miter"/>
             <v:formulas/>
             <v:path o:connecttype="segments"/>
@@ -7550,7 +7520,7 @@
           <w:szCs w:val="24"/>
         </w:rPr>
         <w:pict>
-          <v:shape id="Shape 32" o:spid="_x0000_s1934" style="position:absolute;margin-left:0;margin-top:0;width:50pt;height:50pt;z-index:251660288;visibility:hidden" coordorigin="480,490" coordsize="10,14863" o:spt="100" adj="0,,0" path="m485,15353l485,490e">
+          <v:shape id="Shape 32" o:spid="_x0000_s1934" style="position:absolute;margin-left:0;margin-top:0;width:50pt;height:50pt;z-index:251662848;visibility:hidden" coordorigin="480,490" coordsize="10,14863" o:spt="100" adj="0,,0" path="m485,15353l485,490e">
             <v:stroke joinstyle="miter"/>
             <v:formulas/>
             <v:path o:connecttype="segments"/>
@@ -7566,7 +7536,7 @@
           <w:szCs w:val="24"/>
         </w:rPr>
         <w:pict>
-          <v:shape id="Shape 33" o:spid="_x0000_s1933" style="position:absolute;margin-left:0;margin-top:0;width:50pt;height:50pt;z-index:251661312;visibility:hidden" coordorigin="11753,490" coordsize="10,14863" o:spt="100" adj="0,,0" path="m11758,15353r,-14863e">
+          <v:shape id="Shape 33" o:spid="_x0000_s1933" style="position:absolute;margin-left:0;margin-top:0;width:50pt;height:50pt;z-index:251663872;visibility:hidden" coordorigin="11753,490" coordsize="10,14863" o:spt="100" adj="0,,0" path="m11758,15353r,-14863e">
             <v:stroke joinstyle="miter"/>
             <v:formulas/>
             <v:path o:connecttype="segments"/>
@@ -7582,7 +7552,7 @@
           <w:szCs w:val="24"/>
         </w:rPr>
         <w:pict>
-          <v:shapetype id="Shape 34" o:spid="_x0000_m1939" coordorigin="490,15353" coordsize="11263,10" o:spt="100" adj="0,,0" path="m490,15358r11263,e">
+          <v:shapetype id="Shape 34" o:spid="_x0000_m1937" coordorigin="490,15353" coordsize="11263,10" o:spt="100" adj="0,,0" path="m490,15358r11263,e">
             <v:stroke joinstyle="miter"/>
             <v:formulas/>
             <v:path o:connecttype="segments"/>
@@ -7597,7 +7567,7 @@
           <w:szCs w:val="24"/>
         </w:rPr>
         <w:pict>
-          <v:shape id="WS_Shape 34" o:spid="_x0000_s1926" type="#Shape 34" style="position:absolute;margin-left:23.5pt;margin-top:695pt;width:565.15pt;height:2.5pt;z-index:251662336;mso-position-horizontal-relative:page" coordsize="21600,21600" o:spt="100" adj="0,,0" path="m490,15358r11263,e" filled="f" stroked="t" strokecolor="black" strokeweight=".48pt">
+          <v:shape id="WS_Shape 34" o:spid="_x0000_s1926" type="#Shape 34" style="position:absolute;margin-left:23.5pt;margin-top:695pt;width:565.15pt;height:2.5pt;z-index:251664896;mso-position-horizontal-relative:page" coordsize="21600,21600" o:spt="100" adj="0,,0" path="m490,15358r11263,e" filled="f" stroked="t" strokecolor="black" strokeweight=".48pt">
             <v:fill opacity="0"/>
             <v:stroke joinstyle="miter"/>
             <v:formulas/>
@@ -7645,10 +7615,13 @@
         <w:jc w:val="center"/>
       </w:pPr>
       <w:r>
+        <w:rPr>
+          <w:noProof/>
+        </w:rPr>
         <w:drawing>
-          <wp:inline distT="0" distB="0" distL="0" distR="0" wp14:anchorId="57F70248" wp14:editId="6A4F77D7">
-            <wp:extent cx="6173685" cy="7293166"/>
-            <wp:effectExtent l="0" t="0" r="0" b="0"/>
+          <wp:inline distT="0" distB="0" distL="0" distR="0" wp14:anchorId="1ABD336F" wp14:editId="676AE6EA">
+            <wp:extent cx="5943600" cy="7021420"/>
+            <wp:effectExtent l="19050" t="19050" r="0" b="8255"/>
             <wp:docPr id="13" name="Picture 13"/>
             <wp:cNvGraphicFramePr>
               <a:graphicFrameLocks xmlns:a="http://schemas.openxmlformats.org/drawingml/2006/main" noChangeAspect="1"/>
@@ -7668,168 +7641,7 @@
                   <pic:spPr bwMode="auto">
                     <a:xfrm>
                       <a:off x="0" y="0"/>
-                      <a:ext cx="6194309" cy="7317529"/>
-                    </a:xfrm>
-                    <a:prstGeom prst="rect">
-                      <a:avLst/>
-                    </a:prstGeom>
-                    <a:ln>
-                      <a:noFill/>
-                    </a:ln>
-                    <a:extLst>
-                      <a:ext uri="{53640926-AAD7-44D8-BBD7-CCE9431645EC}">
-                        <a14:shadowObscured xmlns:a14="http://schemas.microsoft.com/office/drawing/2010/main"/>
-                      </a:ext>
-                    </a:extLst>
-                  </pic:spPr>
-                </pic:pic>
-              </a:graphicData>
-            </a:graphic>
-          </wp:inline>
-        </w:drawing>
-      </w:r>
-    </w:p>
-    <w:p>
-      <w:pPr>
-        <w:spacing w:line="480" w:lineRule="auto"/>
-        <w:rPr>
-          <w:rFonts w:ascii="Times New Roman" w:eastAsia="Times New Roman" w:hAnsi="Times New Roman" w:cs="Times New Roman"/>
-          <w:sz w:val="24"/>
-          <w:szCs w:val="24"/>
-          <w:lang w:val="en-IN" w:eastAsia="en-IN"/>
-        </w:rPr>
-      </w:pPr>
-      <w:r>
-        <w:br w:type="page"/>
-      </w:r>
-    </w:p>
-    <w:p>
-      <w:pPr>
-        <w:spacing w:before="319" w:line="480" w:lineRule="auto"/>
-        <w:ind w:right="1140" w:firstLine="1"/>
-        <w:jc w:val="center"/>
-        <w:rPr>
-          <w:rFonts w:ascii="Times New Roman" w:eastAsia="Times New Roman" w:hAnsi="Times New Roman" w:cs="Times New Roman"/>
-          <w:b/>
-          <w:bCs/>
-          <w:noProof/>
-          <w:spacing w:val="-2"/>
-          <w:sz w:val="32"/>
-          <w:szCs w:val="32"/>
-          <w:u w:val="single" w:color="000000"/>
-        </w:rPr>
-      </w:pPr>
-      <w:r>
-        <w:rPr>
-          <w:rFonts w:ascii="Times New Roman" w:eastAsia="Times New Roman" w:hAnsi="Times New Roman" w:cs="Times New Roman"/>
-          <w:b/>
-          <w:bCs/>
-          <w:noProof/>
-          <w:spacing w:val="-2"/>
-          <w:sz w:val="32"/>
-          <w:szCs w:val="32"/>
-          <w:u w:val="single" w:color="000000"/>
-        </w:rPr>
-        <w:lastRenderedPageBreak/>
-        <w:t xml:space="preserve">11. </w:t>
-      </w:r>
-      <w:bookmarkStart w:id="1" w:name="_GoBack"/>
-      <w:bookmarkEnd w:id="1"/>
-      <w:r>
-        <w:rPr>
-          <w:rFonts w:ascii="Times New Roman" w:eastAsia="Times New Roman" w:hAnsi="Times New Roman" w:cs="Times New Roman"/>
-          <w:b/>
-          <w:bCs/>
-          <w:noProof/>
-          <w:spacing w:val="-2"/>
-          <w:sz w:val="32"/>
-          <w:szCs w:val="32"/>
-          <w:u w:val="single" w:color="000000"/>
-        </w:rPr>
-        <w:t>INPUT FORMS, PAGES AND CODING</w:t>
-      </w:r>
-    </w:p>
-    <w:p>
-      <w:pPr>
-        <w:spacing w:before="319" w:line="480" w:lineRule="auto"/>
-        <w:ind w:right="1140" w:firstLine="1"/>
-        <w:jc w:val="both"/>
-        <w:rPr>
-          <w:rFonts w:ascii="Times New Roman" w:eastAsia="Times New Roman" w:hAnsi="Times New Roman" w:cs="Times New Roman"/>
-          <w:b/>
-          <w:bCs/>
-          <w:noProof/>
-          <w:spacing w:val="-2"/>
-          <w:sz w:val="28"/>
-          <w:szCs w:val="32"/>
-          <w:u w:val="single" w:color="000000"/>
-        </w:rPr>
-      </w:pPr>
-      <w:r>
-        <w:rPr>
-          <w:rFonts w:ascii="Times New Roman" w:eastAsia="Times New Roman" w:hAnsi="Times New Roman" w:cs="Times New Roman"/>
-          <w:b/>
-          <w:bCs/>
-          <w:noProof/>
-          <w:spacing w:val="-2"/>
-          <w:sz w:val="28"/>
-          <w:szCs w:val="32"/>
-          <w:u w:val="single" w:color="000000"/>
-        </w:rPr>
-        <w:t xml:space="preserve">Home Page: </w:t>
-      </w:r>
-    </w:p>
-    <w:p>
-      <w:pPr>
-        <w:spacing w:before="319" w:line="480" w:lineRule="auto"/>
-        <w:ind w:right="1140" w:firstLine="1"/>
-        <w:jc w:val="both"/>
-        <w:rPr>
-          <w:rFonts w:ascii="Times New Roman" w:eastAsia="Times New Roman" w:hAnsi="Times New Roman" w:cs="Times New Roman"/>
-          <w:b/>
-          <w:bCs/>
-          <w:noProof/>
-          <w:spacing w:val="-2"/>
-          <w:sz w:val="28"/>
-          <w:szCs w:val="32"/>
-          <w:u w:val="single" w:color="000000"/>
-        </w:rPr>
-      </w:pPr>
-      <w:r>
-        <w:rPr>
-          <w:rFonts w:ascii="Times New Roman" w:eastAsia="Times New Roman" w:hAnsi="Times New Roman" w:cs="Times New Roman"/>
-          <w:b/>
-          <w:bCs/>
-          <w:noProof/>
-          <w:spacing w:val="-2"/>
-          <w:sz w:val="28"/>
-          <w:szCs w:val="32"/>
-          <w:u w:val="single" w:color="000000"/>
-        </w:rPr>
-        <w:drawing>
-          <wp:inline distT="0" distB="0" distL="0" distR="0" wp14:anchorId="30071868" wp14:editId="0E9315DC">
-            <wp:extent cx="6330657" cy="6136105"/>
-            <wp:effectExtent l="19050" t="19050" r="0" b="0"/>
-            <wp:docPr id="14" name="Picture 14"/>
-            <wp:cNvGraphicFramePr>
-              <a:graphicFrameLocks xmlns:a="http://schemas.openxmlformats.org/drawingml/2006/main" noChangeAspect="1"/>
-            </wp:cNvGraphicFramePr>
-            <a:graphic xmlns:a="http://schemas.openxmlformats.org/drawingml/2006/main">
-              <a:graphicData uri="http://schemas.openxmlformats.org/drawingml/2006/picture">
-                <pic:pic xmlns:pic="http://schemas.openxmlformats.org/drawingml/2006/picture">
-                  <pic:nvPicPr>
-                    <pic:cNvPr id="1" name=""/>
-                    <pic:cNvPicPr/>
-                  </pic:nvPicPr>
-                  <pic:blipFill rotWithShape="1">
-                    <a:blip r:embed="rId22"/>
-                    <a:srcRect t="1535" b="20734"/>
-                    <a:stretch/>
-                  </pic:blipFill>
-                  <pic:spPr bwMode="auto">
-                    <a:xfrm>
-                      <a:off x="0" y="0"/>
-                      <a:ext cx="6345451" cy="6150445"/>
+                      <a:ext cx="5943600" cy="7021420"/>
                     </a:xfrm>
                     <a:prstGeom prst="rect">
                       <a:avLst/>
@@ -7855,10 +7667,15 @@
           </wp:inline>
         </w:drawing>
       </w:r>
-    </w:p>
-    <w:p>
-      <w:pPr>
-        <w:spacing w:line="480" w:lineRule="auto"/>
+      <w:r>
+        <w:br w:type="page"/>
+      </w:r>
+    </w:p>
+    <w:p>
+      <w:pPr>
+        <w:spacing w:before="319" w:line="480" w:lineRule="auto"/>
+        <w:ind w:right="1140" w:firstLine="1"/>
+        <w:jc w:val="center"/>
         <w:rPr>
           <w:rFonts w:ascii="Times New Roman" w:eastAsia="Times New Roman" w:hAnsi="Times New Roman" w:cs="Times New Roman"/>
           <w:b/>
@@ -7881,7 +7698,21 @@
           <w:szCs w:val="32"/>
           <w:u w:val="single" w:color="000000"/>
         </w:rPr>
-        <w:br w:type="page"/>
+        <w:lastRenderedPageBreak/>
+        <w:t xml:space="preserve">11. </w:t>
+      </w:r>
+      <w:r>
+        <w:rPr>
+          <w:rFonts w:ascii="Times New Roman" w:eastAsia="Times New Roman" w:hAnsi="Times New Roman" w:cs="Times New Roman"/>
+          <w:b/>
+          <w:bCs/>
+          <w:noProof/>
+          <w:spacing w:val="-2"/>
+          <w:sz w:val="32"/>
+          <w:szCs w:val="32"/>
+          <w:u w:val="single" w:color="000000"/>
+        </w:rPr>
+        <w:t>INPUT FORMS, PAGES AND CODING</w:t>
       </w:r>
     </w:p>
     <w:p>
@@ -7911,17 +7742,154 @@
           <w:szCs w:val="32"/>
           <w:u w:val="single" w:color="000000"/>
         </w:rPr>
+        <w:t xml:space="preserve">Home Page: </w:t>
+      </w:r>
+    </w:p>
+    <w:p>
+      <w:pPr>
+        <w:spacing w:before="319" w:line="480" w:lineRule="auto"/>
+        <w:ind w:right="1140" w:firstLine="1"/>
+        <w:jc w:val="both"/>
+        <w:rPr>
+          <w:rFonts w:ascii="Times New Roman" w:eastAsia="Times New Roman" w:hAnsi="Times New Roman" w:cs="Times New Roman"/>
+          <w:b/>
+          <w:bCs/>
+          <w:noProof/>
+          <w:spacing w:val="-2"/>
+          <w:sz w:val="28"/>
+          <w:szCs w:val="32"/>
+          <w:u w:val="single" w:color="000000"/>
+        </w:rPr>
+      </w:pPr>
+      <w:r>
+        <w:rPr>
+          <w:rFonts w:ascii="Times New Roman" w:eastAsia="Times New Roman" w:hAnsi="Times New Roman" w:cs="Times New Roman"/>
+          <w:b/>
+          <w:bCs/>
+          <w:noProof/>
+          <w:spacing w:val="-2"/>
+          <w:sz w:val="28"/>
+          <w:szCs w:val="32"/>
+          <w:u w:val="single" w:color="000000"/>
+          <w:lang w:val="en-IN" w:eastAsia="en-IN"/>
+        </w:rPr>
+        <w:drawing>
+          <wp:inline distT="0" distB="0" distL="0" distR="0" wp14:anchorId="5227430A" wp14:editId="4743B052">
+            <wp:extent cx="5943600" cy="5761160"/>
+            <wp:effectExtent l="19050" t="19050" r="0" b="0"/>
+            <wp:docPr id="14" name="Picture 14"/>
+            <wp:cNvGraphicFramePr>
+              <a:graphicFrameLocks xmlns:a="http://schemas.openxmlformats.org/drawingml/2006/main" noChangeAspect="1"/>
+            </wp:cNvGraphicFramePr>
+            <a:graphic xmlns:a="http://schemas.openxmlformats.org/drawingml/2006/main">
+              <a:graphicData uri="http://schemas.openxmlformats.org/drawingml/2006/picture">
+                <pic:pic xmlns:pic="http://schemas.openxmlformats.org/drawingml/2006/picture">
+                  <pic:nvPicPr>
+                    <pic:cNvPr id="1" name=""/>
+                    <pic:cNvPicPr/>
+                  </pic:nvPicPr>
+                  <pic:blipFill rotWithShape="1">
+                    <a:blip r:embed="rId22"/>
+                    <a:srcRect t="1535" b="20734"/>
+                    <a:stretch/>
+                  </pic:blipFill>
+                  <pic:spPr bwMode="auto">
+                    <a:xfrm>
+                      <a:off x="0" y="0"/>
+                      <a:ext cx="5943600" cy="5761160"/>
+                    </a:xfrm>
+                    <a:prstGeom prst="rect">
+                      <a:avLst/>
+                    </a:prstGeom>
+                    <a:ln w="12700" cap="flat" cmpd="sng" algn="ctr">
+                      <a:solidFill>
+                        <a:sysClr val="windowText" lastClr="000000"/>
+                      </a:solidFill>
+                      <a:prstDash val="solid"/>
+                      <a:round/>
+                      <a:headEnd type="none" w="med" len="med"/>
+                      <a:tailEnd type="none" w="med" len="med"/>
+                    </a:ln>
+                    <a:extLst>
+                      <a:ext uri="{53640926-AAD7-44D8-BBD7-CCE9431645EC}">
+                        <a14:shadowObscured xmlns:a14="http://schemas.microsoft.com/office/drawing/2010/main"/>
+                      </a:ext>
+                    </a:extLst>
+                  </pic:spPr>
+                </pic:pic>
+              </a:graphicData>
+            </a:graphic>
+          </wp:inline>
+        </w:drawing>
+      </w:r>
+    </w:p>
+    <w:p>
+      <w:pPr>
+        <w:spacing w:line="480" w:lineRule="auto"/>
+        <w:rPr>
+          <w:rFonts w:ascii="Times New Roman" w:eastAsia="Times New Roman" w:hAnsi="Times New Roman" w:cs="Times New Roman"/>
+          <w:b/>
+          <w:bCs/>
+          <w:noProof/>
+          <w:spacing w:val="-2"/>
+          <w:sz w:val="32"/>
+          <w:szCs w:val="32"/>
+          <w:u w:val="single" w:color="000000"/>
+        </w:rPr>
+      </w:pPr>
+      <w:r>
+        <w:rPr>
+          <w:rFonts w:ascii="Times New Roman" w:eastAsia="Times New Roman" w:hAnsi="Times New Roman" w:cs="Times New Roman"/>
+          <w:b/>
+          <w:bCs/>
+          <w:noProof/>
+          <w:spacing w:val="-2"/>
+          <w:sz w:val="32"/>
+          <w:szCs w:val="32"/>
+          <w:u w:val="single" w:color="000000"/>
+        </w:rPr>
+        <w:br w:type="page"/>
+      </w:r>
+    </w:p>
+    <w:p>
+      <w:pPr>
+        <w:spacing w:before="319" w:line="480" w:lineRule="auto"/>
+        <w:ind w:right="1140" w:firstLine="1"/>
+        <w:jc w:val="both"/>
+        <w:rPr>
+          <w:rFonts w:ascii="Times New Roman" w:eastAsia="Times New Roman" w:hAnsi="Times New Roman" w:cs="Times New Roman"/>
+          <w:b/>
+          <w:bCs/>
+          <w:noProof/>
+          <w:spacing w:val="-2"/>
+          <w:sz w:val="28"/>
+          <w:szCs w:val="32"/>
+          <w:u w:val="single" w:color="000000"/>
+        </w:rPr>
+      </w:pPr>
+      <w:r>
+        <w:rPr>
+          <w:rFonts w:ascii="Times New Roman" w:eastAsia="Times New Roman" w:hAnsi="Times New Roman" w:cs="Times New Roman"/>
+          <w:b/>
+          <w:bCs/>
+          <w:noProof/>
+          <w:spacing w:val="-2"/>
+          <w:sz w:val="28"/>
+          <w:szCs w:val="32"/>
+          <w:u w:val="single" w:color="000000"/>
+          <w:lang w:val="en-IN" w:eastAsia="en-IN"/>
+        </w:rPr>
         <w:lastRenderedPageBreak/>
         <w:drawing>
-          <wp:anchor distT="0" distB="0" distL="114300" distR="114300" simplePos="0" relativeHeight="251674624" behindDoc="0" locked="0" layoutInCell="1" allowOverlap="1">
+          <wp:anchor distT="0" distB="0" distL="114300" distR="114300" simplePos="0" relativeHeight="251652608" behindDoc="0" locked="0" layoutInCell="1" allowOverlap="1" wp14:anchorId="23EC44E5" wp14:editId="3A1BBBAA">
             <wp:simplePos x="0" y="0"/>
             <wp:positionH relativeFrom="column">
-              <wp:posOffset>788670</wp:posOffset>
+              <wp:posOffset>-635</wp:posOffset>
             </wp:positionH>
             <wp:positionV relativeFrom="page">
-              <wp:posOffset>1332865</wp:posOffset>
+              <wp:posOffset>1352550</wp:posOffset>
             </wp:positionV>
-            <wp:extent cx="4572000" cy="5684520"/>
+            <wp:extent cx="6024880" cy="5684520"/>
             <wp:effectExtent l="19050" t="19050" r="0" b="0"/>
             <wp:wrapTopAndBottom/>
             <wp:docPr id="15" name="Picture 15"/>
@@ -7949,7 +7917,7 @@
                   <pic:spPr bwMode="auto">
                     <a:xfrm>
                       <a:off x="0" y="0"/>
-                      <a:ext cx="4572000" cy="5684520"/>
+                      <a:ext cx="6024880" cy="5684520"/>
                     </a:xfrm>
                     <a:prstGeom prst="rect">
                       <a:avLst/>
@@ -7968,6 +7936,9 @@
                 </pic:pic>
               </a:graphicData>
             </a:graphic>
+            <wp14:sizeRelH relativeFrom="margin">
+              <wp14:pctWidth>0</wp14:pctWidth>
+            </wp14:sizeRelH>
           </wp:anchor>
         </w:drawing>
       </w:r>
@@ -8122,11 +8093,12 @@
           <w:sz w:val="28"/>
           <w:szCs w:val="32"/>
           <w:u w:val="single" w:color="000000"/>
+          <w:lang w:val="en-IN" w:eastAsia="en-IN"/>
         </w:rPr>
         <w:drawing>
-          <wp:inline distT="0" distB="0" distL="0" distR="0" wp14:anchorId="4996BD67" wp14:editId="2DDDEC38">
-            <wp:extent cx="6332220" cy="4317365"/>
-            <wp:effectExtent l="0" t="0" r="0" b="0"/>
+          <wp:inline distT="0" distB="0" distL="0" distR="0" wp14:anchorId="1F261D5C" wp14:editId="144117E2">
+            <wp:extent cx="5943600" cy="4052400"/>
+            <wp:effectExtent l="19050" t="19050" r="0" b="5715"/>
             <wp:docPr id="16" name="Picture 16"/>
             <wp:cNvGraphicFramePr>
               <a:graphicFrameLocks xmlns:a="http://schemas.openxmlformats.org/drawingml/2006/main" noChangeAspect="1"/>
@@ -8147,11 +8119,20 @@
                   <pic:spPr>
                     <a:xfrm>
                       <a:off x="0" y="0"/>
-                      <a:ext cx="6332220" cy="4317365"/>
+                      <a:ext cx="5943600" cy="4052400"/>
                     </a:xfrm>
                     <a:prstGeom prst="rect">
                       <a:avLst/>
                     </a:prstGeom>
+                    <a:ln w="12700" cap="flat" cmpd="sng" algn="ctr">
+                      <a:solidFill>
+                        <a:sysClr val="windowText" lastClr="000000"/>
+                      </a:solidFill>
+                      <a:prstDash val="solid"/>
+                      <a:round/>
+                      <a:headEnd type="none" w="med" len="med"/>
+                      <a:tailEnd type="none" w="med" len="med"/>
+                    </a:ln>
                   </pic:spPr>
                 </pic:pic>
               </a:graphicData>
@@ -8231,19 +8212,20 @@
           <w:sz w:val="28"/>
           <w:szCs w:val="32"/>
           <w:u w:val="single" w:color="000000"/>
+          <w:lang w:val="en-IN" w:eastAsia="en-IN"/>
         </w:rPr>
         <w:lastRenderedPageBreak/>
         <w:drawing>
-          <wp:anchor distT="0" distB="0" distL="114300" distR="114300" simplePos="0" relativeHeight="251644928" behindDoc="0" locked="0" layoutInCell="1" allowOverlap="1">
+          <wp:anchor distT="0" distB="0" distL="114300" distR="114300" simplePos="0" relativeHeight="251659776" behindDoc="0" locked="0" layoutInCell="1" allowOverlap="1" wp14:anchorId="717DB439" wp14:editId="7E77E5B1">
             <wp:simplePos x="0" y="0"/>
             <wp:positionH relativeFrom="column">
-              <wp:posOffset>569067</wp:posOffset>
+              <wp:posOffset>363220</wp:posOffset>
             </wp:positionH>
             <wp:positionV relativeFrom="page">
-              <wp:posOffset>1332865</wp:posOffset>
+              <wp:posOffset>1503045</wp:posOffset>
             </wp:positionV>
-            <wp:extent cx="4483735" cy="5474335"/>
-            <wp:effectExtent l="0" t="0" r="0" b="0"/>
+            <wp:extent cx="5486400" cy="5474335"/>
+            <wp:effectExtent l="19050" t="19050" r="0" b="0"/>
             <wp:wrapTopAndBottom/>
             <wp:docPr id="17" name="Picture 17"/>
             <wp:cNvGraphicFramePr>
@@ -8270,13 +8252,19 @@
                   <pic:spPr bwMode="auto">
                     <a:xfrm>
                       <a:off x="0" y="0"/>
-                      <a:ext cx="4483735" cy="5474335"/>
+                      <a:ext cx="5486400" cy="5474335"/>
                     </a:xfrm>
                     <a:prstGeom prst="rect">
                       <a:avLst/>
                     </a:prstGeom>
-                    <a:ln>
-                      <a:noFill/>
+                    <a:ln w="12700" cap="flat" cmpd="sng" algn="ctr">
+                      <a:solidFill>
+                        <a:sysClr val="windowText" lastClr="000000"/>
+                      </a:solidFill>
+                      <a:prstDash val="solid"/>
+                      <a:round/>
+                      <a:headEnd type="none" w="med" len="med"/>
+                      <a:tailEnd type="none" w="med" len="med"/>
                     </a:ln>
                     <a:extLst>
                       <a:ext uri="{53640926-AAD7-44D8-BBD7-CCE9431645EC}">
@@ -8287,6 +8275,9 @@
                 </pic:pic>
               </a:graphicData>
             </a:graphic>
+            <wp14:sizeRelH relativeFrom="margin">
+              <wp14:pctWidth>0</wp14:pctWidth>
+            </wp14:sizeRelH>
           </wp:anchor>
         </w:drawing>
       </w:r>
@@ -8415,11 +8406,12 @@
           <w:sz w:val="28"/>
           <w:szCs w:val="32"/>
           <w:u w:val="single" w:color="000000"/>
+          <w:lang w:val="en-IN" w:eastAsia="en-IN"/>
         </w:rPr>
         <w:drawing>
-          <wp:inline distT="0" distB="0" distL="0" distR="0" wp14:anchorId="38EC1BF3" wp14:editId="2DCAD1B2">
-            <wp:extent cx="6332220" cy="6987540"/>
-            <wp:effectExtent l="0" t="0" r="0" b="0"/>
+          <wp:inline distT="0" distB="0" distL="0" distR="0" wp14:anchorId="278369F7" wp14:editId="7784F381">
+            <wp:extent cx="5943600" cy="6558702"/>
+            <wp:effectExtent l="19050" t="19050" r="0" b="0"/>
             <wp:docPr id="19" name="Picture 19"/>
             <wp:cNvGraphicFramePr>
               <a:graphicFrameLocks xmlns:a="http://schemas.openxmlformats.org/drawingml/2006/main" noChangeAspect="1"/>
@@ -8440,11 +8432,20 @@
                   <pic:spPr>
                     <a:xfrm>
                       <a:off x="0" y="0"/>
-                      <a:ext cx="6332220" cy="6987540"/>
+                      <a:ext cx="5943600" cy="6558702"/>
                     </a:xfrm>
                     <a:prstGeom prst="rect">
                       <a:avLst/>
                     </a:prstGeom>
+                    <a:ln w="12700" cap="flat" cmpd="sng" algn="ctr">
+                      <a:solidFill>
+                        <a:sysClr val="windowText" lastClr="000000"/>
+                      </a:solidFill>
+                      <a:prstDash val="solid"/>
+                      <a:round/>
+                      <a:headEnd type="none" w="med" len="med"/>
+                      <a:tailEnd type="none" w="med" len="med"/>
+                    </a:ln>
                   </pic:spPr>
                 </pic:pic>
               </a:graphicData>
@@ -8564,11 +8565,12 @@
           <w:sz w:val="28"/>
           <w:szCs w:val="32"/>
           <w:u w:val="single" w:color="000000"/>
+          <w:lang w:val="en-IN" w:eastAsia="en-IN"/>
         </w:rPr>
         <w:drawing>
-          <wp:inline distT="0" distB="0" distL="0" distR="0" wp14:anchorId="04C02C09" wp14:editId="6FDADFDE">
-            <wp:extent cx="6332220" cy="5547360"/>
-            <wp:effectExtent l="0" t="0" r="0" b="0"/>
+          <wp:inline distT="0" distB="0" distL="0" distR="0" wp14:anchorId="4A5DA321" wp14:editId="0548138A">
+            <wp:extent cx="5943600" cy="5206908"/>
+            <wp:effectExtent l="19050" t="19050" r="0" b="0"/>
             <wp:docPr id="20" name="Picture 20"/>
             <wp:cNvGraphicFramePr>
               <a:graphicFrameLocks xmlns:a="http://schemas.openxmlformats.org/drawingml/2006/main" noChangeAspect="1"/>
@@ -8589,11 +8591,20 @@
                   <pic:spPr>
                     <a:xfrm>
                       <a:off x="0" y="0"/>
-                      <a:ext cx="6332220" cy="5547360"/>
+                      <a:ext cx="5943600" cy="5206908"/>
                     </a:xfrm>
                     <a:prstGeom prst="rect">
                       <a:avLst/>
                     </a:prstGeom>
+                    <a:ln w="12700" cap="flat" cmpd="sng" algn="ctr">
+                      <a:solidFill>
+                        <a:sysClr val="windowText" lastClr="000000"/>
+                      </a:solidFill>
+                      <a:prstDash val="solid"/>
+                      <a:round/>
+                      <a:headEnd type="none" w="med" len="med"/>
+                      <a:tailEnd type="none" w="med" len="med"/>
+                    </a:ln>
                   </pic:spPr>
                 </pic:pic>
               </a:graphicData>
@@ -8700,11 +8711,12 @@
           <w:sz w:val="28"/>
           <w:szCs w:val="32"/>
           <w:u w:val="single" w:color="000000"/>
+          <w:lang w:val="en-IN" w:eastAsia="en-IN"/>
         </w:rPr>
         <w:drawing>
-          <wp:inline distT="0" distB="0" distL="0" distR="0" wp14:anchorId="2C04130E" wp14:editId="7BEFD83B">
-            <wp:extent cx="6332220" cy="5405755"/>
-            <wp:effectExtent l="0" t="0" r="0" b="0"/>
+          <wp:inline distT="0" distB="0" distL="0" distR="0" wp14:anchorId="4105D209" wp14:editId="17577432">
+            <wp:extent cx="5943600" cy="5073994"/>
+            <wp:effectExtent l="19050" t="19050" r="0" b="0"/>
             <wp:docPr id="21" name="Picture 21"/>
             <wp:cNvGraphicFramePr>
               <a:graphicFrameLocks xmlns:a="http://schemas.openxmlformats.org/drawingml/2006/main" noChangeAspect="1"/>
@@ -8725,11 +8737,20 @@
                   <pic:spPr>
                     <a:xfrm>
                       <a:off x="0" y="0"/>
-                      <a:ext cx="6332220" cy="5405755"/>
+                      <a:ext cx="5943600" cy="5073994"/>
                     </a:xfrm>
                     <a:prstGeom prst="rect">
                       <a:avLst/>
                     </a:prstGeom>
+                    <a:ln w="12700" cap="flat" cmpd="sng" algn="ctr">
+                      <a:solidFill>
+                        <a:sysClr val="windowText" lastClr="000000"/>
+                      </a:solidFill>
+                      <a:prstDash val="solid"/>
+                      <a:round/>
+                      <a:headEnd type="none" w="med" len="med"/>
+                      <a:tailEnd type="none" w="med" len="med"/>
+                    </a:ln>
                   </pic:spPr>
                 </pic:pic>
               </a:graphicData>
@@ -9331,28 +9352,6 @@
     </w:p>
     <w:p>
       <w:pPr>
-        <w:spacing w:line="480" w:lineRule="auto"/>
-        <w:rPr>
-          <w:rFonts w:ascii="Times New Roman" w:eastAsia="Times New Roman" w:hAnsi="Times New Roman" w:cs="Times New Roman"/>
-          <w:sz w:val="24"/>
-          <w:szCs w:val="24"/>
-          <w:lang w:val="en-IN" w:eastAsia="en-IN"/>
-        </w:rPr>
-      </w:pPr>
-      <w:r>
-        <w:rPr>
-          <w:rFonts w:ascii="Times New Roman" w:eastAsia="Times New Roman" w:hAnsi="Times New Roman" w:cs="Times New Roman"/>
-          <w:sz w:val="24"/>
-          <w:szCs w:val="24"/>
-          <w:lang w:val="en-IN" w:eastAsia="en-IN"/>
-        </w:rPr>
-        <w:pict>
-          <v:rect id="_x0000_i1041" style="width:0;height:1.5pt" o:hralign="center" o:hrstd="t" o:hr="t" fillcolor="#a0a0a0" stroked="f"/>
-        </w:pict>
-      </w:r>
-    </w:p>
-    <w:p>
-      <w:pPr>
         <w:widowControl/>
         <w:autoSpaceDE/>
         <w:autoSpaceDN/>
@@ -9698,19 +9697,6 @@
         </w:rPr>
         <w:t>In conclusion, Quiz by Shivam is not just a discussion board; it is a scalable, modern solution for campus interaction. With its solid architectural foundation and clear path for future upgrades, it is poised to become an indispensable tool for student success and peer-to-peer learning.</w:t>
       </w:r>
-    </w:p>
-    <w:p>
-      <w:pPr>
-        <w:spacing w:line="480" w:lineRule="auto"/>
-        <w:rPr>
-          <w:rFonts w:ascii="Times New Roman" w:eastAsia="Times New Roman" w:hAnsi="Times New Roman" w:cs="Times New Roman"/>
-          <w:b/>
-          <w:bCs/>
-          <w:sz w:val="27"/>
-          <w:szCs w:val="27"/>
-          <w:lang w:val="en-IN" w:eastAsia="en-IN"/>
-        </w:rPr>
-      </w:pPr>
       <w:r>
         <w:rPr>
           <w:rFonts w:ascii="Times New Roman" w:eastAsia="Times New Roman" w:hAnsi="Times New Roman" w:cs="Times New Roman"/>
@@ -9746,13 +9732,27 @@
           <w:rFonts w:ascii="Times New Roman" w:eastAsia="Times New Roman" w:hAnsi="Times New Roman" w:cs="Times New Roman"/>
           <w:b/>
           <w:bCs/>
-          <w:sz w:val="27"/>
+          <w:sz w:val="32"/>
           <w:szCs w:val="27"/>
           <w:u w:val="single"/>
           <w:lang w:val="en-IN" w:eastAsia="en-IN"/>
         </w:rPr>
         <w:lastRenderedPageBreak/>
-        <w:t>BIBLIOGRAPHY</w:t>
+        <w:t>BIBLIOG</w:t>
+      </w:r>
+      <w:bookmarkStart w:id="1" w:name="_GoBack"/>
+      <w:bookmarkEnd w:id="1"/>
+      <w:r>
+        <w:rPr>
+          <w:rFonts w:ascii="Times New Roman" w:eastAsia="Times New Roman" w:hAnsi="Times New Roman" w:cs="Times New Roman"/>
+          <w:b/>
+          <w:bCs/>
+          <w:sz w:val="32"/>
+          <w:szCs w:val="27"/>
+          <w:u w:val="single"/>
+          <w:lang w:val="en-IN" w:eastAsia="en-IN"/>
+        </w:rPr>
+        <w:t>RAPHY</w:t>
       </w:r>
     </w:p>
     <w:p>
@@ -10451,6 +10451,7 @@
           <w:szCs w:val="24"/>
           <w:lang w:val="en-IN" w:eastAsia="en-IN"/>
         </w:rPr>
+        <w:lastRenderedPageBreak/>
         <w:t xml:space="preserve">11. </w:t>
       </w:r>
       <w:r>
@@ -10516,7 +10517,6 @@
           <w:szCs w:val="24"/>
           <w:lang w:val="en-IN" w:eastAsia="en-IN"/>
         </w:rPr>
-        <w:lastRenderedPageBreak/>
         <w:t xml:space="preserve">12. </w:t>
       </w:r>
       <w:r>
@@ -10685,7 +10685,7 @@
     <w:sectPr>
       <w:footerReference w:type="default" r:id="rId40"/>
       <w:pgSz w:w="12240" w:h="15840"/>
-      <w:pgMar w:top="1134" w:right="1134" w:bottom="1134" w:left="1134" w:header="709" w:footer="709" w:gutter="0"/>
+      <w:pgMar w:top="1440" w:right="1440" w:bottom="1440" w:left="1440" w:header="709" w:footer="709" w:gutter="0"/>
       <w:pgBorders w:offsetFrom="page">
         <w:top w:val="single" w:sz="8" w:space="24" w:color="auto"/>
         <w:left w:val="single" w:sz="8" w:space="24" w:color="auto"/>
@@ -10693,6 +10693,7 @@
         <w:right w:val="single" w:sz="8" w:space="24" w:color="auto"/>
       </w:pgBorders>
       <w:cols w:space="720"/>
+      <w:docGrid w:linePitch="299"/>
     </w:sectPr>
   </w:body>
 </w:document>
@@ -10751,7 +10752,7 @@
           <w:rPr>
             <w:noProof/>
           </w:rPr>
-          <w:t>38</w:t>
+          <w:t>48</w:t>
         </w:r>
         <w:r>
           <w:rPr>
@@ -13082,6 +13083,92 @@
     </w:lvl>
   </w:abstractNum>
   <w:abstractNum w:abstractNumId="17" w15:restartNumberingAfterBreak="0">
+    <w:nsid w:val="1D591B1D"/>
+    <w:multiLevelType w:val="hybridMultilevel"/>
+    <w:tmpl w:val="8C4CBD3E"/>
+    <w:lvl w:ilvl="0" w:tplc="4009000F">
+      <w:start w:val="1"/>
+      <w:numFmt w:val="decimal"/>
+      <w:lvlText w:val="%1."/>
+      <w:lvlJc w:val="left"/>
+      <w:pPr>
+        <w:ind w:left="720" w:hanging="360"/>
+      </w:pPr>
+    </w:lvl>
+    <w:lvl w:ilvl="1" w:tplc="40090019" w:tentative="1">
+      <w:start w:val="1"/>
+      <w:numFmt w:val="lowerLetter"/>
+      <w:lvlText w:val="%2."/>
+      <w:lvlJc w:val="left"/>
+      <w:pPr>
+        <w:ind w:left="1440" w:hanging="360"/>
+      </w:pPr>
+    </w:lvl>
+    <w:lvl w:ilvl="2" w:tplc="4009001B" w:tentative="1">
+      <w:start w:val="1"/>
+      <w:numFmt w:val="lowerRoman"/>
+      <w:lvlText w:val="%3."/>
+      <w:lvlJc w:val="right"/>
+      <w:pPr>
+        <w:ind w:left="2160" w:hanging="180"/>
+      </w:pPr>
+    </w:lvl>
+    <w:lvl w:ilvl="3" w:tplc="4009000F" w:tentative="1">
+      <w:start w:val="1"/>
+      <w:numFmt w:val="decimal"/>
+      <w:lvlText w:val="%4."/>
+      <w:lvlJc w:val="left"/>
+      <w:pPr>
+        <w:ind w:left="2880" w:hanging="360"/>
+      </w:pPr>
+    </w:lvl>
+    <w:lvl w:ilvl="4" w:tplc="40090019" w:tentative="1">
+      <w:start w:val="1"/>
+      <w:numFmt w:val="lowerLetter"/>
+      <w:lvlText w:val="%5."/>
+      <w:lvlJc w:val="left"/>
+      <w:pPr>
+        <w:ind w:left="3600" w:hanging="360"/>
+      </w:pPr>
+    </w:lvl>
+    <w:lvl w:ilvl="5" w:tplc="4009001B" w:tentative="1">
+      <w:start w:val="1"/>
+      <w:numFmt w:val="lowerRoman"/>
+      <w:lvlText w:val="%6."/>
+      <w:lvlJc w:val="right"/>
+      <w:pPr>
+        <w:ind w:left="4320" w:hanging="180"/>
+      </w:pPr>
+    </w:lvl>
+    <w:lvl w:ilvl="6" w:tplc="4009000F" w:tentative="1">
+      <w:start w:val="1"/>
+      <w:numFmt w:val="decimal"/>
+      <w:lvlText w:val="%7."/>
+      <w:lvlJc w:val="left"/>
+      <w:pPr>
+        <w:ind w:left="5040" w:hanging="360"/>
+      </w:pPr>
+    </w:lvl>
+    <w:lvl w:ilvl="7" w:tplc="40090019" w:tentative="1">
+      <w:start w:val="1"/>
+      <w:numFmt w:val="lowerLetter"/>
+      <w:lvlText w:val="%8."/>
+      <w:lvlJc w:val="left"/>
+      <w:pPr>
+        <w:ind w:left="5760" w:hanging="360"/>
+      </w:pPr>
+    </w:lvl>
+    <w:lvl w:ilvl="8" w:tplc="4009001B" w:tentative="1">
+      <w:start w:val="1"/>
+      <w:numFmt w:val="lowerRoman"/>
+      <w:lvlText w:val="%9."/>
+      <w:lvlJc w:val="right"/>
+      <w:pPr>
+        <w:ind w:left="6480" w:hanging="180"/>
+      </w:pPr>
+    </w:lvl>
+  </w:abstractNum>
+  <w:abstractNum w:abstractNumId="18" w15:restartNumberingAfterBreak="0">
     <w:nsid w:val="1E8A42E3"/>
     <w:multiLevelType w:val="multilevel"/>
     <w:tmpl w:val="D4986E6A"/>
@@ -13230,7 +13317,7 @@
       </w:rPr>
     </w:lvl>
   </w:abstractNum>
-  <w:abstractNum w:abstractNumId="18" w15:restartNumberingAfterBreak="0">
+  <w:abstractNum w:abstractNumId="19" w15:restartNumberingAfterBreak="0">
     <w:nsid w:val="21271E50"/>
     <w:multiLevelType w:val="multilevel"/>
     <w:tmpl w:val="44361E64"/>
@@ -13379,7 +13466,7 @@
       </w:rPr>
     </w:lvl>
   </w:abstractNum>
-  <w:abstractNum w:abstractNumId="19" w15:restartNumberingAfterBreak="0">
+  <w:abstractNum w:abstractNumId="20" w15:restartNumberingAfterBreak="0">
     <w:nsid w:val="24F63606"/>
     <w:multiLevelType w:val="multilevel"/>
     <w:tmpl w:val="71485B64"/>
@@ -13492,7 +13579,7 @@
       </w:pPr>
     </w:lvl>
   </w:abstractNum>
-  <w:abstractNum w:abstractNumId="20" w15:restartNumberingAfterBreak="0">
+  <w:abstractNum w:abstractNumId="21" w15:restartNumberingAfterBreak="0">
     <w:nsid w:val="25306E9B"/>
     <w:multiLevelType w:val="multilevel"/>
     <w:tmpl w:val="0B169A68"/>
@@ -13609,7 +13696,7 @@
       </w:pPr>
     </w:lvl>
   </w:abstractNum>
-  <w:abstractNum w:abstractNumId="21" w15:restartNumberingAfterBreak="0">
+  <w:abstractNum w:abstractNumId="22" w15:restartNumberingAfterBreak="0">
     <w:nsid w:val="25D51037"/>
     <w:multiLevelType w:val="multilevel"/>
     <w:tmpl w:val="A87AEE42"/>
@@ -13758,7 +13845,7 @@
       </w:rPr>
     </w:lvl>
   </w:abstractNum>
-  <w:abstractNum w:abstractNumId="22" w15:restartNumberingAfterBreak="0">
+  <w:abstractNum w:abstractNumId="23" w15:restartNumberingAfterBreak="0">
     <w:nsid w:val="27AE74B1"/>
     <w:multiLevelType w:val="multilevel"/>
     <w:tmpl w:val="D790543E"/>
@@ -13907,7 +13994,7 @@
       </w:rPr>
     </w:lvl>
   </w:abstractNum>
-  <w:abstractNum w:abstractNumId="23" w15:restartNumberingAfterBreak="0">
+  <w:abstractNum w:abstractNumId="24" w15:restartNumberingAfterBreak="0">
     <w:nsid w:val="29A313A1"/>
     <w:multiLevelType w:val="multilevel"/>
     <w:tmpl w:val="97C6F6C2"/>
@@ -14056,7 +14143,7 @@
       </w:rPr>
     </w:lvl>
   </w:abstractNum>
-  <w:abstractNum w:abstractNumId="24" w15:restartNumberingAfterBreak="0">
+  <w:abstractNum w:abstractNumId="25" w15:restartNumberingAfterBreak="0">
     <w:nsid w:val="29EC0FB9"/>
     <w:multiLevelType w:val="multilevel"/>
     <w:tmpl w:val="A072C85C"/>
@@ -14205,7 +14292,7 @@
       </w:rPr>
     </w:lvl>
   </w:abstractNum>
-  <w:abstractNum w:abstractNumId="25" w15:restartNumberingAfterBreak="0">
+  <w:abstractNum w:abstractNumId="26" w15:restartNumberingAfterBreak="0">
     <w:nsid w:val="2ADC6F5B"/>
     <w:multiLevelType w:val="multilevel"/>
     <w:tmpl w:val="7EB0A1DE"/>
@@ -14354,7 +14441,7 @@
       </w:rPr>
     </w:lvl>
   </w:abstractNum>
-  <w:abstractNum w:abstractNumId="26" w15:restartNumberingAfterBreak="0">
+  <w:abstractNum w:abstractNumId="27" w15:restartNumberingAfterBreak="0">
     <w:nsid w:val="2D182A8A"/>
     <w:multiLevelType w:val="multilevel"/>
     <w:tmpl w:val="4532EB8C"/>
@@ -14503,7 +14590,7 @@
       </w:rPr>
     </w:lvl>
   </w:abstractNum>
-  <w:abstractNum w:abstractNumId="27" w15:restartNumberingAfterBreak="0">
+  <w:abstractNum w:abstractNumId="28" w15:restartNumberingAfterBreak="0">
     <w:nsid w:val="2E9F3969"/>
     <w:multiLevelType w:val="multilevel"/>
     <w:tmpl w:val="6E4266FC"/>
@@ -14652,7 +14739,7 @@
       </w:rPr>
     </w:lvl>
   </w:abstractNum>
-  <w:abstractNum w:abstractNumId="28" w15:restartNumberingAfterBreak="0">
+  <w:abstractNum w:abstractNumId="29" w15:restartNumberingAfterBreak="0">
     <w:nsid w:val="32657903"/>
     <w:multiLevelType w:val="multilevel"/>
     <w:tmpl w:val="78749D1C"/>
@@ -14765,7 +14852,7 @@
       </w:pPr>
     </w:lvl>
   </w:abstractNum>
-  <w:abstractNum w:abstractNumId="29" w15:restartNumberingAfterBreak="0">
+  <w:abstractNum w:abstractNumId="30" w15:restartNumberingAfterBreak="0">
     <w:nsid w:val="341C5520"/>
     <w:multiLevelType w:val="multilevel"/>
     <w:tmpl w:val="FD1CA92C"/>
@@ -14914,7 +15001,7 @@
       </w:rPr>
     </w:lvl>
   </w:abstractNum>
-  <w:abstractNum w:abstractNumId="30" w15:restartNumberingAfterBreak="0">
+  <w:abstractNum w:abstractNumId="31" w15:restartNumberingAfterBreak="0">
     <w:nsid w:val="36CF5203"/>
     <w:multiLevelType w:val="multilevel"/>
     <w:tmpl w:val="EA6020E4"/>
@@ -15063,7 +15150,7 @@
       </w:rPr>
     </w:lvl>
   </w:abstractNum>
-  <w:abstractNum w:abstractNumId="31" w15:restartNumberingAfterBreak="0">
+  <w:abstractNum w:abstractNumId="32" w15:restartNumberingAfterBreak="0">
     <w:nsid w:val="385A0E24"/>
     <w:multiLevelType w:val="multilevel"/>
     <w:tmpl w:val="2EE43BE2"/>
@@ -15176,7 +15263,7 @@
       </w:pPr>
     </w:lvl>
   </w:abstractNum>
-  <w:abstractNum w:abstractNumId="32" w15:restartNumberingAfterBreak="0">
+  <w:abstractNum w:abstractNumId="33" w15:restartNumberingAfterBreak="0">
     <w:nsid w:val="3AB7328D"/>
     <w:multiLevelType w:val="multilevel"/>
     <w:tmpl w:val="27B498CC"/>
@@ -15325,7 +15412,7 @@
       </w:rPr>
     </w:lvl>
   </w:abstractNum>
-  <w:abstractNum w:abstractNumId="33" w15:restartNumberingAfterBreak="0">
+  <w:abstractNum w:abstractNumId="34" w15:restartNumberingAfterBreak="0">
     <w:nsid w:val="4F0F4535"/>
     <w:multiLevelType w:val="multilevel"/>
     <w:tmpl w:val="81867274"/>
@@ -15474,7 +15561,7 @@
       </w:rPr>
     </w:lvl>
   </w:abstractNum>
-  <w:abstractNum w:abstractNumId="34" w15:restartNumberingAfterBreak="0">
+  <w:abstractNum w:abstractNumId="35" w15:restartNumberingAfterBreak="0">
     <w:nsid w:val="55196E34"/>
     <w:multiLevelType w:val="multilevel"/>
     <w:tmpl w:val="047AFA3E"/>
@@ -15587,7 +15674,7 @@
       </w:pPr>
     </w:lvl>
   </w:abstractNum>
-  <w:abstractNum w:abstractNumId="35" w15:restartNumberingAfterBreak="0">
+  <w:abstractNum w:abstractNumId="36" w15:restartNumberingAfterBreak="0">
     <w:nsid w:val="5A4305C9"/>
     <w:multiLevelType w:val="hybridMultilevel"/>
     <w:tmpl w:val="35F6AAD2"/>
@@ -15700,7 +15787,7 @@
       </w:rPr>
     </w:lvl>
   </w:abstractNum>
-  <w:abstractNum w:abstractNumId="36" w15:restartNumberingAfterBreak="0">
+  <w:abstractNum w:abstractNumId="37" w15:restartNumberingAfterBreak="0">
     <w:nsid w:val="60C0736B"/>
     <w:multiLevelType w:val="multilevel"/>
     <w:tmpl w:val="25022484"/>
@@ -15849,7 +15936,7 @@
       </w:rPr>
     </w:lvl>
   </w:abstractNum>
-  <w:abstractNum w:abstractNumId="37" w15:restartNumberingAfterBreak="0">
+  <w:abstractNum w:abstractNumId="38" w15:restartNumberingAfterBreak="0">
     <w:nsid w:val="611C34D3"/>
     <w:multiLevelType w:val="multilevel"/>
     <w:tmpl w:val="684CA69A"/>
@@ -15962,7 +16049,7 @@
       </w:pPr>
     </w:lvl>
   </w:abstractNum>
-  <w:abstractNum w:abstractNumId="38" w15:restartNumberingAfterBreak="0">
+  <w:abstractNum w:abstractNumId="39" w15:restartNumberingAfterBreak="0">
     <w:nsid w:val="623F572A"/>
     <w:multiLevelType w:val="multilevel"/>
     <w:tmpl w:val="595EC158"/>
@@ -16111,7 +16198,7 @@
       </w:rPr>
     </w:lvl>
   </w:abstractNum>
-  <w:abstractNum w:abstractNumId="39" w15:restartNumberingAfterBreak="0">
+  <w:abstractNum w:abstractNumId="40" w15:restartNumberingAfterBreak="0">
     <w:nsid w:val="62970EB2"/>
     <w:multiLevelType w:val="multilevel"/>
     <w:tmpl w:val="079E9EC0"/>
@@ -16260,7 +16347,7 @@
       </w:rPr>
     </w:lvl>
   </w:abstractNum>
-  <w:abstractNum w:abstractNumId="40" w15:restartNumberingAfterBreak="0">
+  <w:abstractNum w:abstractNumId="41" w15:restartNumberingAfterBreak="0">
     <w:nsid w:val="6A4F2500"/>
     <w:multiLevelType w:val="multilevel"/>
     <w:tmpl w:val="7062E48E"/>
@@ -16409,7 +16496,7 @@
       </w:rPr>
     </w:lvl>
   </w:abstractNum>
-  <w:abstractNum w:abstractNumId="41" w15:restartNumberingAfterBreak="0">
+  <w:abstractNum w:abstractNumId="42" w15:restartNumberingAfterBreak="0">
     <w:nsid w:val="735C50EB"/>
     <w:multiLevelType w:val="multilevel"/>
     <w:tmpl w:val="28EC5CB0"/>
@@ -16522,7 +16609,7 @@
       </w:pPr>
     </w:lvl>
   </w:abstractNum>
-  <w:abstractNum w:abstractNumId="42" w15:restartNumberingAfterBreak="0">
+  <w:abstractNum w:abstractNumId="43" w15:restartNumberingAfterBreak="0">
     <w:nsid w:val="76C11355"/>
     <w:multiLevelType w:val="multilevel"/>
     <w:tmpl w:val="BF5CCA28"/>
@@ -16671,7 +16758,7 @@
       </w:rPr>
     </w:lvl>
   </w:abstractNum>
-  <w:abstractNum w:abstractNumId="43" w15:restartNumberingAfterBreak="0">
+  <w:abstractNum w:abstractNumId="44" w15:restartNumberingAfterBreak="0">
     <w:nsid w:val="76F1542C"/>
     <w:multiLevelType w:val="multilevel"/>
     <w:tmpl w:val="A4524DC6"/>
@@ -16820,7 +16907,7 @@
       </w:rPr>
     </w:lvl>
   </w:abstractNum>
-  <w:abstractNum w:abstractNumId="44" w15:restartNumberingAfterBreak="0">
+  <w:abstractNum w:abstractNumId="45" w15:restartNumberingAfterBreak="0">
     <w:nsid w:val="77025EC9"/>
     <w:multiLevelType w:val="hybridMultilevel"/>
     <w:tmpl w:val="0046FAE6"/>
@@ -16906,7 +16993,7 @@
       </w:pPr>
     </w:lvl>
   </w:abstractNum>
-  <w:abstractNum w:abstractNumId="45" w15:restartNumberingAfterBreak="0">
+  <w:abstractNum w:abstractNumId="46" w15:restartNumberingAfterBreak="0">
     <w:nsid w:val="79A03292"/>
     <w:multiLevelType w:val="multilevel"/>
     <w:tmpl w:val="99C0D218"/>
@@ -17056,10 +17143,10 @@
     </w:lvl>
   </w:abstractNum>
   <w:num w:numId="1">
-    <w:abstractNumId w:val="31"/>
+    <w:abstractNumId w:val="32"/>
   </w:num>
   <w:num w:numId="2">
-    <w:abstractNumId w:val="41"/>
+    <w:abstractNumId w:val="42"/>
   </w:num>
   <w:num w:numId="3">
     <w:abstractNumId w:val="7"/>
@@ -17068,10 +17155,10 @@
     <w:abstractNumId w:val="12"/>
   </w:num>
   <w:num w:numId="5">
-    <w:abstractNumId w:val="34"/>
+    <w:abstractNumId w:val="35"/>
   </w:num>
   <w:num w:numId="6">
-    <w:abstractNumId w:val="44"/>
+    <w:abstractNumId w:val="45"/>
   </w:num>
   <w:num w:numId="7">
     <w:abstractNumId w:val="5"/>
@@ -17080,31 +17167,31 @@
     <w:abstractNumId w:val="2"/>
   </w:num>
   <w:num w:numId="9">
-    <w:abstractNumId w:val="35"/>
+    <w:abstractNumId w:val="36"/>
   </w:num>
   <w:num w:numId="10">
-    <w:abstractNumId w:val="32"/>
+    <w:abstractNumId w:val="33"/>
   </w:num>
   <w:num w:numId="11">
-    <w:abstractNumId w:val="26"/>
+    <w:abstractNumId w:val="27"/>
   </w:num>
   <w:num w:numId="12">
     <w:abstractNumId w:val="1"/>
   </w:num>
   <w:num w:numId="13">
-    <w:abstractNumId w:val="18"/>
+    <w:abstractNumId w:val="19"/>
   </w:num>
   <w:num w:numId="14">
-    <w:abstractNumId w:val="27"/>
+    <w:abstractNumId w:val="28"/>
   </w:num>
   <w:num w:numId="15">
-    <w:abstractNumId w:val="24"/>
+    <w:abstractNumId w:val="25"/>
   </w:num>
   <w:num w:numId="16">
     <w:abstractNumId w:val="16"/>
   </w:num>
   <w:num w:numId="17">
-    <w:abstractNumId w:val="42"/>
+    <w:abstractNumId w:val="43"/>
   </w:num>
   <w:num w:numId="18">
     <w:abstractNumId w:val="10"/>
@@ -17113,34 +17200,34 @@
     <w:abstractNumId w:val="11"/>
   </w:num>
   <w:num w:numId="20">
+    <w:abstractNumId w:val="23"/>
+  </w:num>
+  <w:num w:numId="21">
+    <w:abstractNumId w:val="20"/>
+  </w:num>
+  <w:num w:numId="22">
+    <w:abstractNumId w:val="30"/>
+  </w:num>
+  <w:num w:numId="23">
+    <w:abstractNumId w:val="39"/>
+  </w:num>
+  <w:num w:numId="24">
+    <w:abstractNumId w:val="37"/>
+  </w:num>
+  <w:num w:numId="25">
+    <w:abstractNumId w:val="26"/>
+  </w:num>
+  <w:num w:numId="26">
+    <w:abstractNumId w:val="31"/>
+  </w:num>
+  <w:num w:numId="27">
     <w:abstractNumId w:val="22"/>
   </w:num>
-  <w:num w:numId="21">
-    <w:abstractNumId w:val="19"/>
-  </w:num>
-  <w:num w:numId="22">
-    <w:abstractNumId w:val="29"/>
-  </w:num>
-  <w:num w:numId="23">
-    <w:abstractNumId w:val="38"/>
-  </w:num>
-  <w:num w:numId="24">
-    <w:abstractNumId w:val="36"/>
-  </w:num>
-  <w:num w:numId="25">
-    <w:abstractNumId w:val="25"/>
-  </w:num>
-  <w:num w:numId="26">
-    <w:abstractNumId w:val="30"/>
-  </w:num>
-  <w:num w:numId="27">
-    <w:abstractNumId w:val="21"/>
-  </w:num>
   <w:num w:numId="28">
-    <w:abstractNumId w:val="45"/>
+    <w:abstractNumId w:val="46"/>
   </w:num>
   <w:num w:numId="29">
-    <w:abstractNumId w:val="33"/>
+    <w:abstractNumId w:val="34"/>
   </w:num>
   <w:num w:numId="30">
     <w:abstractNumId w:val="14"/>
@@ -17158,10 +17245,10 @@
     <w:abstractNumId w:val="0"/>
   </w:num>
   <w:num w:numId="35">
-    <w:abstractNumId w:val="20"/>
+    <w:abstractNumId w:val="21"/>
   </w:num>
   <w:num w:numId="36">
-    <w:abstractNumId w:val="23"/>
+    <w:abstractNumId w:val="24"/>
   </w:num>
   <w:num w:numId="37">
     <w:abstractNumId w:val="3"/>
@@ -17173,25 +17260,28 @@
     <w:abstractNumId w:val="4"/>
   </w:num>
   <w:num w:numId="40">
-    <w:abstractNumId w:val="28"/>
+    <w:abstractNumId w:val="29"/>
   </w:num>
   <w:num w:numId="41">
-    <w:abstractNumId w:val="39"/>
+    <w:abstractNumId w:val="40"/>
   </w:num>
   <w:num w:numId="42">
-    <w:abstractNumId w:val="40"/>
+    <w:abstractNumId w:val="41"/>
   </w:num>
   <w:num w:numId="43">
-    <w:abstractNumId w:val="37"/>
+    <w:abstractNumId w:val="38"/>
   </w:num>
   <w:num w:numId="44">
-    <w:abstractNumId w:val="43"/>
+    <w:abstractNumId w:val="44"/>
   </w:num>
   <w:num w:numId="45">
-    <w:abstractNumId w:val="17"/>
+    <w:abstractNumId w:val="18"/>
   </w:num>
   <w:num w:numId="46">
     <w:abstractNumId w:val="8"/>
+  </w:num>
+  <w:num w:numId="47">
+    <w:abstractNumId w:val="17"/>
   </w:num>
   <w:numIdMacAtCleanup w:val="46"/>
 </w:numbering>
@@ -18119,7 +18209,7 @@
 </file>
 
 <file path=customXml/itemProps1.xml><?xml version="1.0" encoding="utf-8"?>
-<ds:datastoreItem xmlns:ds="http://schemas.openxmlformats.org/officeDocument/2006/customXml" ds:itemID="{EA7C2F80-1CA7-4E95-A635-1A3A437BFCAE}">
+<ds:datastoreItem xmlns:ds="http://schemas.openxmlformats.org/officeDocument/2006/customXml" ds:itemID="{A78A8C7E-6C41-4E5D-9EC2-467DAC1FB7F5}">
   <ds:schemaRefs>
     <ds:schemaRef ds:uri="http://schemas.openxmlformats.org/officeDocument/2006/bibliography"/>
   </ds:schemaRefs>
